--- a/00-首页/题组Word/第一轮习题集/化学原理/溶液与相图习题集-教师版.docx
+++ b/00-首页/题组Word/第一轮习题集/化学原理/溶液与相图习题集-教师版.docx
@@ -6201,22 +6201,7 @@
                 </m:num>
                 <m:den>
                   <m:r>
-                    <m:t>1</m:t>
-                  </m:r>
-                  <m:r>
-                    <m:t>0</m:t>
-                  </m:r>
-                  <m:r>
-                    <m:t>1</m:t>
-                  </m:r>
-                  <m:r>
-                    <m:rPr>
-                      <m:sty m:val="p"/>
-                    </m:rPr>
-                    <m:t>.</m:t>
-                  </m:r>
-                  <m:r>
-                    <m:t>3</m:t>
+                    <m:t>101.3</m:t>
                   </m:r>
                   <m:r>
                     <m:rPr>
@@ -6250,19 +6235,7 @@
                 </m:fPr>
                 <m:num>
                   <m:r>
-                    <m:t>3</m:t>
-                  </m:r>
-                  <m:r>
-                    <m:t>0</m:t>
-                  </m:r>
-                  <m:r>
-                    <m:rPr>
-                      <m:sty m:val="p"/>
-                    </m:rPr>
-                    <m:t>.</m:t>
-                  </m:r>
-                  <m:r>
-                    <m:t>3</m:t>
+                    <m:t>30.3</m:t>
                   </m:r>
                   <m:r>
                     <m:rPr>
@@ -6270,13 +6243,10 @@
                     </m:rPr>
                     <m:t>×</m:t>
                   </m:r>
-                  <m:r>
-                    <m:t>1</m:t>
-                  </m:r>
                   <m:sSup>
                     <m:e>
                       <m:r>
-                        <m:t>0</m:t>
+                        <m:t>10</m:t>
                       </m:r>
                     </m:e>
                     <m:sup>
@@ -6333,22 +6303,7 @@
                 </m:num>
                 <m:den>
                   <m:r>
-                    <m:t>2</m:t>
-                  </m:r>
-                  <m:r>
-                    <m:rPr>
-                      <m:sty m:val="p"/>
-                    </m:rPr>
-                    <m:t>.</m:t>
-                  </m:r>
-                  <m:r>
-                    <m:t>3</m:t>
-                  </m:r>
-                  <m:r>
-                    <m:t>0</m:t>
-                  </m:r>
-                  <m:r>
-                    <m:t>3</m:t>
+                    <m:t>2.303</m:t>
                   </m:r>
                   <m:r>
                     <m:rPr>
@@ -6357,19 +6312,7 @@
                     <m:t>×</m:t>
                   </m:r>
                   <m:r>
-                    <m:t>8</m:t>
-                  </m:r>
-                  <m:r>
-                    <m:rPr>
-                      <m:sty m:val="p"/>
-                    </m:rPr>
-                    <m:t>.</m:t>
-                  </m:r>
-                  <m:r>
-                    <m:t>3</m:t>
-                  </m:r>
-                  <m:r>
-                    <m:t>1</m:t>
+                    <m:t>8.31</m:t>
                   </m:r>
                   <m:r>
                     <m:rPr>
@@ -6459,22 +6402,7 @@
                     </m:fPr>
                     <m:num>
                       <m:r>
-                        <m:t>2</m:t>
-                      </m:r>
-                      <m:r>
-                        <m:t>9</m:t>
-                      </m:r>
-                      <m:r>
-                        <m:t>3</m:t>
-                      </m:r>
-                      <m:r>
-                        <m:rPr>
-                          <m:sty m:val="p"/>
-                        </m:rPr>
-                        <m:t>.</m:t>
-                      </m:r>
-                      <m:r>
-                        <m:t>2</m:t>
+                        <m:t>293.2</m:t>
                       </m:r>
                       <m:r>
                         <m:rPr>
@@ -6489,22 +6417,7 @@
                         <m:t>−</m:t>
                       </m:r>
                       <m:r>
-                        <m:t>3</m:t>
-                      </m:r>
-                      <m:r>
-                        <m:t>2</m:t>
-                      </m:r>
-                      <m:r>
-                        <m:t>9</m:t>
-                      </m:r>
-                      <m:r>
-                        <m:rPr>
-                          <m:sty m:val="p"/>
-                        </m:rPr>
-                        <m:t>.</m:t>
-                      </m:r>
-                      <m:r>
-                        <m:t>7</m:t>
+                        <m:t>329.7</m:t>
                       </m:r>
                       <m:r>
                         <m:rPr>
@@ -6515,22 +6428,7 @@
                     </m:num>
                     <m:den>
                       <m:r>
-                        <m:t>2</m:t>
-                      </m:r>
-                      <m:r>
-                        <m:t>9</m:t>
-                      </m:r>
-                      <m:r>
-                        <m:t>3</m:t>
-                      </m:r>
-                      <m:r>
-                        <m:rPr>
-                          <m:sty m:val="p"/>
-                        </m:rPr>
-                        <m:t>.</m:t>
-                      </m:r>
-                      <m:r>
-                        <m:t>2</m:t>
+                        <m:t>293.2</m:t>
                       </m:r>
                       <m:r>
                         <m:rPr>
@@ -6545,22 +6443,7 @@
                         <m:t>×</m:t>
                       </m:r>
                       <m:r>
-                        <m:t>3</m:t>
-                      </m:r>
-                      <m:r>
-                        <m:t>2</m:t>
-                      </m:r>
-                      <m:r>
-                        <m:t>9</m:t>
-                      </m:r>
-                      <m:r>
-                        <m:rPr>
-                          <m:sty m:val="p"/>
-                        </m:rPr>
-                        <m:t>.</m:t>
-                      </m:r>
-                      <m:r>
-                        <m:t>7</m:t>
+                        <m:t>329.7</m:t>
                       </m:r>
                       <m:r>
                         <m:rPr>
@@ -6596,19 +6479,7 @@
                 <m:t>=</m:t>
               </m:r>
               <m:r>
-                <m:t>2</m:t>
-              </m:r>
-              <m:r>
-                <m:t>5</m:t>
-              </m:r>
-              <m:r>
-                <m:rPr>
-                  <m:sty m:val="p"/>
-                </m:rPr>
-                <m:t>.</m:t>
-              </m:r>
-              <m:r>
-                <m:t>6</m:t>
+                <m:t>25.6</m:t>
               </m:r>
               <m:r>
                 <m:rPr>
@@ -6997,6 +6868,7 @@
     <w:p>
       <w:pPr>
         <w:pStyle w:val="BodyText"/>
+        <w:spacing w:after="80"/>
       </w:pPr>
       <w:r>
         <w:rPr>
@@ -7035,516 +6907,708 @@
         <w:t>：</w:t>
       </w:r>
     </w:p>
+    <w:tbl>
+      <w:tblPr>
+        <w:tblStyle w:val="Table"/>
+        <w:tblW w:type="pct" w:w="5000"/>
+        <w:tblLayout w:type="fixed"/>
+        <w:tblLook w:firstRow="1" w:lastRow="0" w:firstColumn="0" w:lastColumn="0" w:noHBand="0" w:noVBand="0" w:val="0020"/>
+      </w:tblPr>
+      <w:tblGrid>
+        <w:gridCol w:w="990"/>
+        <w:gridCol w:w="990"/>
+        <w:gridCol w:w="990"/>
+        <w:gridCol w:w="990"/>
+        <w:gridCol w:w="990"/>
+        <w:gridCol w:w="990"/>
+        <w:gridCol w:w="990"/>
+        <w:gridCol w:w="990"/>
+      </w:tblGrid>
+      <w:tr>
+        <w:trPr>
+          <w:tblHeader w:val="on"/>
+        </w:trPr>
+        <w:tc>
+          <w:tcPr/>
+          <w:p>
+            <w:pPr>
+              <w:pStyle w:val="Compact"/>
+              <w:jc w:val="center"/>
+            </w:pPr>
+            <w:r>
+              <w:rPr>
+                <w:rFonts w:ascii="Times New Roman" w:hAnsi="Times New Roman" w:eastAsia="Times New Roman" w:cs="Times New Roman"/>
+                <w:b/>
+              </w:rPr>
+              <w:t xml:space="preserve">t/°C</w:t>
+            </w:r>
+          </w:p>
+        </w:tc>
+        <w:tc>
+          <w:tcPr/>
+          <w:p>
+            <w:pPr>
+              <w:pStyle w:val="Compact"/>
+              <w:jc w:val="center"/>
+            </w:pPr>
+            <w:r>
+              <w:rPr>
+                <w:rFonts w:ascii="Times New Roman" w:hAnsi="Times New Roman" w:eastAsia="Times New Roman" w:cs="Times New Roman"/>
+                <w:b/>
+              </w:rPr>
+              <w:t xml:space="preserve">20</w:t>
+            </w:r>
+          </w:p>
+        </w:tc>
+        <w:tc>
+          <w:tcPr/>
+          <w:p>
+            <w:pPr>
+              <w:pStyle w:val="Compact"/>
+              <w:jc w:val="center"/>
+            </w:pPr>
+            <w:r>
+              <w:rPr>
+                <w:rFonts w:ascii="Times New Roman" w:hAnsi="Times New Roman" w:eastAsia="Times New Roman" w:cs="Times New Roman"/>
+                <w:b/>
+              </w:rPr>
+              <w:t xml:space="preserve">30</w:t>
+            </w:r>
+          </w:p>
+        </w:tc>
+        <w:tc>
+          <w:tcPr/>
+          <w:p>
+            <w:pPr>
+              <w:pStyle w:val="Compact"/>
+              <w:jc w:val="center"/>
+            </w:pPr>
+            <w:r>
+              <w:rPr>
+                <w:rFonts w:ascii="Times New Roman" w:hAnsi="Times New Roman" w:eastAsia="Times New Roman" w:cs="Times New Roman"/>
+                <w:b/>
+              </w:rPr>
+              <w:t xml:space="preserve">40</w:t>
+            </w:r>
+          </w:p>
+        </w:tc>
+        <w:tc>
+          <w:tcPr/>
+          <w:p>
+            <w:pPr>
+              <w:pStyle w:val="Compact"/>
+              <w:jc w:val="center"/>
+            </w:pPr>
+            <w:r>
+              <w:rPr>
+                <w:rFonts w:ascii="Times New Roman" w:hAnsi="Times New Roman" w:eastAsia="Times New Roman" w:cs="Times New Roman"/>
+                <w:b/>
+              </w:rPr>
+              <w:t xml:space="preserve">50</w:t>
+            </w:r>
+          </w:p>
+        </w:tc>
+        <w:tc>
+          <w:tcPr/>
+          <w:p>
+            <w:pPr>
+              <w:pStyle w:val="Compact"/>
+              <w:jc w:val="center"/>
+            </w:pPr>
+            <w:r>
+              <w:rPr>
+                <w:rFonts w:ascii="Times New Roman" w:hAnsi="Times New Roman" w:eastAsia="Times New Roman" w:cs="Times New Roman"/>
+                <w:b/>
+              </w:rPr>
+              <w:t xml:space="preserve">60</w:t>
+            </w:r>
+          </w:p>
+        </w:tc>
+        <w:tc>
+          <w:tcPr/>
+          <w:p>
+            <w:pPr>
+              <w:pStyle w:val="Compact"/>
+              <w:jc w:val="center"/>
+            </w:pPr>
+            <w:r>
+              <w:rPr>
+                <w:rFonts w:ascii="Times New Roman" w:hAnsi="Times New Roman" w:eastAsia="Times New Roman" w:cs="Times New Roman"/>
+                <w:b/>
+              </w:rPr>
+              <w:t xml:space="preserve">70</w:t>
+            </w:r>
+          </w:p>
+        </w:tc>
+        <w:tc>
+          <w:tcPr/>
+          <w:p>
+            <w:pPr>
+              <w:pStyle w:val="Compact"/>
+              <w:jc w:val="center"/>
+            </w:pPr>
+            <w:r>
+              <w:rPr>
+                <w:rFonts w:ascii="Times New Roman" w:hAnsi="Times New Roman" w:eastAsia="Times New Roman" w:cs="Times New Roman"/>
+                <w:b/>
+              </w:rPr>
+              <w:t xml:space="preserve">80</w:t>
+            </w:r>
+          </w:p>
+        </w:tc>
+      </w:tr>
+      <w:tr>
+        <w:tc>
+          <w:tcPr/>
+          <w:p>
+            <w:pPr>
+              <w:pStyle w:val="Compact"/>
+              <w:jc w:val="center"/>
+            </w:pPr>
+            <w:r>
+              <w:rPr>
+                <w:rFonts w:ascii="Times New Roman" w:hAnsi="Times New Roman" w:eastAsia="Times New Roman" w:cs="Times New Roman"/>
+              </w:rPr>
+              <w:t xml:space="preserve">T/K</w:t>
+            </w:r>
+          </w:p>
+        </w:tc>
+        <w:tc>
+          <w:tcPr/>
+          <w:p>
+            <w:pPr>
+              <w:pStyle w:val="Compact"/>
+              <w:jc w:val="center"/>
+            </w:pPr>
+            <w:r>
+              <w:rPr>
+                <w:rFonts w:ascii="Times New Roman" w:hAnsi="Times New Roman" w:eastAsia="Times New Roman" w:cs="Times New Roman"/>
+              </w:rPr>
+              <w:t xml:space="preserve">293</w:t>
+            </w:r>
+          </w:p>
+        </w:tc>
+        <w:tc>
+          <w:tcPr/>
+          <w:p>
+            <w:pPr>
+              <w:pStyle w:val="Compact"/>
+              <w:jc w:val="center"/>
+            </w:pPr>
+            <w:r>
+              <w:rPr>
+                <w:rFonts w:ascii="Times New Roman" w:hAnsi="Times New Roman" w:eastAsia="Times New Roman" w:cs="Times New Roman"/>
+              </w:rPr>
+              <w:t xml:space="preserve">303</w:t>
+            </w:r>
+          </w:p>
+        </w:tc>
+        <w:tc>
+          <w:tcPr/>
+          <w:p>
+            <w:pPr>
+              <w:pStyle w:val="Compact"/>
+              <w:jc w:val="center"/>
+            </w:pPr>
+            <w:r>
+              <w:rPr>
+                <w:rFonts w:ascii="Times New Roman" w:hAnsi="Times New Roman" w:eastAsia="Times New Roman" w:cs="Times New Roman"/>
+              </w:rPr>
+              <w:t xml:space="preserve">313</w:t>
+            </w:r>
+          </w:p>
+        </w:tc>
+        <w:tc>
+          <w:tcPr/>
+          <w:p>
+            <w:pPr>
+              <w:pStyle w:val="Compact"/>
+              <w:jc w:val="center"/>
+            </w:pPr>
+            <w:r>
+              <w:rPr>
+                <w:rFonts w:ascii="Times New Roman" w:hAnsi="Times New Roman" w:eastAsia="Times New Roman" w:cs="Times New Roman"/>
+              </w:rPr>
+              <w:t xml:space="preserve">323</w:t>
+            </w:r>
+          </w:p>
+        </w:tc>
+        <w:tc>
+          <w:tcPr/>
+          <w:p>
+            <w:pPr>
+              <w:pStyle w:val="Compact"/>
+              <w:jc w:val="center"/>
+            </w:pPr>
+            <w:r>
+              <w:rPr>
+                <w:rFonts w:ascii="Times New Roman" w:hAnsi="Times New Roman" w:eastAsia="Times New Roman" w:cs="Times New Roman"/>
+              </w:rPr>
+              <w:t xml:space="preserve">333</w:t>
+            </w:r>
+          </w:p>
+        </w:tc>
+        <w:tc>
+          <w:tcPr/>
+          <w:p>
+            <w:pPr>
+              <w:pStyle w:val="Compact"/>
+              <w:jc w:val="center"/>
+            </w:pPr>
+            <w:r>
+              <w:rPr>
+                <w:rFonts w:ascii="Times New Roman" w:hAnsi="Times New Roman" w:eastAsia="Times New Roman" w:cs="Times New Roman"/>
+              </w:rPr>
+              <w:t xml:space="preserve">343</w:t>
+            </w:r>
+          </w:p>
+        </w:tc>
+        <w:tc>
+          <w:tcPr/>
+          <w:p>
+            <w:pPr>
+              <w:pStyle w:val="Compact"/>
+              <w:jc w:val="center"/>
+            </w:pPr>
+            <w:r>
+              <w:rPr>
+                <w:rFonts w:ascii="Times New Roman" w:hAnsi="Times New Roman" w:eastAsia="Times New Roman" w:cs="Times New Roman"/>
+              </w:rPr>
+              <w:t xml:space="preserve">353</w:t>
+            </w:r>
+          </w:p>
+        </w:tc>
+      </w:tr>
+      <w:tr>
+        <w:tc>
+          <w:tcPr/>
+          <w:p>
+            <w:pPr>
+              <w:pStyle w:val="Compact"/>
+              <w:jc w:val="center"/>
+            </w:pPr>
+            <m:oMath>
+              <m:f>
+                <m:fPr>
+                  <m:type m:val="bar"/>
+                </m:fPr>
+                <m:num>
+                  <m:r>
+                    <m:t>1</m:t>
+                  </m:r>
+                </m:num>
+                <m:den>
+                  <m:r>
+                    <m:t>T</m:t>
+                  </m:r>
+                </m:den>
+              </m:f>
+              <m:r>
+                <m:rPr>
+                  <m:sty m:val="p"/>
+                </m:rPr>
+                <m:t>×</m:t>
+              </m:r>
+              <m:sSup>
+                <m:e>
+                  <m:r>
+                    <m:t>10</m:t>
+                  </m:r>
+                </m:e>
+                <m:sup>
+                  <m:r>
+                    <m:t>3</m:t>
+                  </m:r>
+                </m:sup>
+              </m:sSup>
+              <m:r>
+                <m:rPr>
+                  <m:sty m:val="p"/>
+                </m:rPr>
+                <m:t>/</m:t>
+              </m:r>
+              <m:sSup>
+                <m:e>
+                  <m:r>
+                    <m:t>K</m:t>
+                  </m:r>
+                </m:e>
+                <m:sup>
+                  <m:r>
+                    <m:rPr>
+                      <m:sty m:val="p"/>
+                    </m:rPr>
+                    <m:t>−</m:t>
+                  </m:r>
+                  <m:r>
+                    <m:t>1</m:t>
+                  </m:r>
+                </m:sup>
+              </m:sSup>
+            </m:oMath>
+            <w:r>
+              <w:rPr>
+                <w:rFonts w:ascii="Times New Roman" w:hAnsi="Times New Roman" w:eastAsia="Times New Roman" w:cs="Times New Roman"/>
+              </w:rPr>
+              <w:t xml:space="preserve">​</w:t>
+            </w:r>
+          </w:p>
+        </w:tc>
+        <w:tc>
+          <w:tcPr/>
+          <w:p>
+            <w:pPr>
+              <w:pStyle w:val="Compact"/>
+              <w:jc w:val="center"/>
+            </w:pPr>
+            <w:r>
+              <w:rPr>
+                <w:rFonts w:ascii="Times New Roman" w:hAnsi="Times New Roman" w:eastAsia="Times New Roman" w:cs="Times New Roman"/>
+              </w:rPr>
+              <w:t xml:space="preserve">3.41</w:t>
+            </w:r>
+          </w:p>
+        </w:tc>
+        <w:tc>
+          <w:tcPr/>
+          <w:p>
+            <w:pPr>
+              <w:pStyle w:val="Compact"/>
+              <w:jc w:val="center"/>
+            </w:pPr>
+            <w:r>
+              <w:rPr>
+                <w:rFonts w:ascii="Times New Roman" w:hAnsi="Times New Roman" w:eastAsia="Times New Roman" w:cs="Times New Roman"/>
+              </w:rPr>
+              <w:t xml:space="preserve">3.30</w:t>
+            </w:r>
+          </w:p>
+        </w:tc>
+        <w:tc>
+          <w:tcPr/>
+          <w:p>
+            <w:pPr>
+              <w:pStyle w:val="Compact"/>
+              <w:jc w:val="center"/>
+            </w:pPr>
+            <w:r>
+              <w:rPr>
+                <w:rFonts w:ascii="Times New Roman" w:hAnsi="Times New Roman" w:eastAsia="Times New Roman" w:cs="Times New Roman"/>
+              </w:rPr>
+              <w:t xml:space="preserve">3.19</w:t>
+            </w:r>
+          </w:p>
+        </w:tc>
+        <w:tc>
+          <w:tcPr/>
+          <w:p>
+            <w:pPr>
+              <w:pStyle w:val="Compact"/>
+              <w:jc w:val="center"/>
+            </w:pPr>
+            <w:r>
+              <w:rPr>
+                <w:rFonts w:ascii="Times New Roman" w:hAnsi="Times New Roman" w:eastAsia="Times New Roman" w:cs="Times New Roman"/>
+              </w:rPr>
+              <w:t xml:space="preserve">3.10</w:t>
+            </w:r>
+          </w:p>
+        </w:tc>
+        <w:tc>
+          <w:tcPr/>
+          <w:p>
+            <w:pPr>
+              <w:pStyle w:val="Compact"/>
+              <w:jc w:val="center"/>
+            </w:pPr>
+            <w:r>
+              <w:rPr>
+                <w:rFonts w:ascii="Times New Roman" w:hAnsi="Times New Roman" w:eastAsia="Times New Roman" w:cs="Times New Roman"/>
+              </w:rPr>
+              <w:t xml:space="preserve">3.00</w:t>
+            </w:r>
+          </w:p>
+        </w:tc>
+        <w:tc>
+          <w:tcPr/>
+          <w:p>
+            <w:pPr>
+              <w:pStyle w:val="Compact"/>
+              <w:jc w:val="center"/>
+            </w:pPr>
+            <w:r>
+              <w:rPr>
+                <w:rFonts w:ascii="Times New Roman" w:hAnsi="Times New Roman" w:eastAsia="Times New Roman" w:cs="Times New Roman"/>
+              </w:rPr>
+              <w:t xml:space="preserve">3.92</w:t>
+            </w:r>
+          </w:p>
+        </w:tc>
+        <w:tc>
+          <w:tcPr/>
+          <w:p>
+            <w:pPr>
+              <w:pStyle w:val="Compact"/>
+              <w:jc w:val="center"/>
+            </w:pPr>
+            <w:r>
+              <w:rPr>
+                <w:rFonts w:ascii="Times New Roman" w:hAnsi="Times New Roman" w:eastAsia="Times New Roman" w:cs="Times New Roman"/>
+              </w:rPr>
+              <w:t xml:space="preserve">2.83</w:t>
+            </w:r>
+          </w:p>
+        </w:tc>
+      </w:tr>
+      <w:tr>
+        <w:tc>
+          <w:tcPr/>
+          <w:p>
+            <w:pPr>
+              <w:pStyle w:val="Compact"/>
+              <w:jc w:val="center"/>
+            </w:pPr>
+            <w:r>
+              <w:rPr>
+                <w:rFonts w:ascii="Times New Roman" w:hAnsi="Times New Roman" w:eastAsia="Times New Roman" w:cs="Times New Roman"/>
+              </w:rPr>
+              <w:t xml:space="preserve">p/kPa</w:t>
+            </w:r>
+          </w:p>
+        </w:tc>
+        <w:tc>
+          <w:tcPr/>
+          <w:p>
+            <w:pPr>
+              <w:pStyle w:val="Compact"/>
+              <w:jc w:val="center"/>
+            </w:pPr>
+            <w:r>
+              <w:rPr>
+                <w:rFonts w:ascii="Times New Roman" w:hAnsi="Times New Roman" w:eastAsia="Times New Roman" w:cs="Times New Roman"/>
+              </w:rPr>
+              <w:t xml:space="preserve">2.34</w:t>
+            </w:r>
+          </w:p>
+        </w:tc>
+        <w:tc>
+          <w:tcPr/>
+          <w:p>
+            <w:pPr>
+              <w:pStyle w:val="Compact"/>
+              <w:jc w:val="center"/>
+            </w:pPr>
+            <w:r>
+              <w:rPr>
+                <w:rFonts w:ascii="Times New Roman" w:hAnsi="Times New Roman" w:eastAsia="Times New Roman" w:cs="Times New Roman"/>
+              </w:rPr>
+              <w:t xml:space="preserve">4.25</w:t>
+            </w:r>
+          </w:p>
+        </w:tc>
+        <w:tc>
+          <w:tcPr/>
+          <w:p>
+            <w:pPr>
+              <w:pStyle w:val="Compact"/>
+              <w:jc w:val="center"/>
+            </w:pPr>
+            <w:r>
+              <w:rPr>
+                <w:rFonts w:ascii="Times New Roman" w:hAnsi="Times New Roman" w:eastAsia="Times New Roman" w:cs="Times New Roman"/>
+              </w:rPr>
+              <w:t xml:space="preserve">7.38</w:t>
+            </w:r>
+          </w:p>
+        </w:tc>
+        <w:tc>
+          <w:tcPr/>
+          <w:p>
+            <w:pPr>
+              <w:pStyle w:val="Compact"/>
+              <w:jc w:val="center"/>
+            </w:pPr>
+            <w:r>
+              <w:rPr>
+                <w:rFonts w:ascii="Times New Roman" w:hAnsi="Times New Roman" w:eastAsia="Times New Roman" w:cs="Times New Roman"/>
+              </w:rPr>
+              <w:t xml:space="preserve">12.35</w:t>
+            </w:r>
+          </w:p>
+        </w:tc>
+        <w:tc>
+          <w:tcPr/>
+          <w:p>
+            <w:pPr>
+              <w:pStyle w:val="Compact"/>
+              <w:jc w:val="center"/>
+            </w:pPr>
+            <w:r>
+              <w:rPr>
+                <w:rFonts w:ascii="Times New Roman" w:hAnsi="Times New Roman" w:eastAsia="Times New Roman" w:cs="Times New Roman"/>
+              </w:rPr>
+              <w:t xml:space="preserve">19.95</w:t>
+            </w:r>
+          </w:p>
+        </w:tc>
+        <w:tc>
+          <w:tcPr/>
+          <w:p>
+            <w:pPr>
+              <w:pStyle w:val="Compact"/>
+              <w:jc w:val="center"/>
+            </w:pPr>
+            <w:r>
+              <w:rPr>
+                <w:rFonts w:ascii="Times New Roman" w:hAnsi="Times New Roman" w:eastAsia="Times New Roman" w:cs="Times New Roman"/>
+              </w:rPr>
+              <w:t xml:space="preserve">31.20</w:t>
+            </w:r>
+          </w:p>
+        </w:tc>
+        <w:tc>
+          <w:tcPr/>
+          <w:p>
+            <w:pPr>
+              <w:pStyle w:val="Compact"/>
+              <w:jc w:val="center"/>
+            </w:pPr>
+            <w:r>
+              <w:rPr>
+                <w:rFonts w:ascii="Times New Roman" w:hAnsi="Times New Roman" w:eastAsia="Times New Roman" w:cs="Times New Roman"/>
+              </w:rPr>
+              <w:t xml:space="preserve">47.41</w:t>
+            </w:r>
+          </w:p>
+        </w:tc>
+      </w:tr>
+      <w:tr>
+        <w:tc>
+          <w:tcPr/>
+          <w:p>
+            <w:pPr>
+              <w:pStyle w:val="Compact"/>
+              <w:jc w:val="center"/>
+            </w:pPr>
+            <w:r>
+              <w:rPr>
+                <w:rFonts w:ascii="Times New Roman" w:hAnsi="Times New Roman" w:eastAsia="Times New Roman" w:cs="Times New Roman"/>
+              </w:rPr>
+              <w:t xml:space="preserve">lg(p/kPa)</w:t>
+            </w:r>
+          </w:p>
+        </w:tc>
+        <w:tc>
+          <w:tcPr/>
+          <w:p>
+            <w:pPr>
+              <w:pStyle w:val="Compact"/>
+              <w:jc w:val="center"/>
+            </w:pPr>
+            <w:r>
+              <w:rPr>
+                <w:rFonts w:ascii="Times New Roman" w:hAnsi="Times New Roman" w:eastAsia="Times New Roman" w:cs="Times New Roman"/>
+              </w:rPr>
+              <w:t xml:space="preserve">0.369</w:t>
+            </w:r>
+          </w:p>
+        </w:tc>
+        <w:tc>
+          <w:tcPr/>
+          <w:p>
+            <w:pPr>
+              <w:pStyle w:val="Compact"/>
+              <w:jc w:val="center"/>
+            </w:pPr>
+            <w:r>
+              <w:rPr>
+                <w:rFonts w:ascii="Times New Roman" w:hAnsi="Times New Roman" w:eastAsia="Times New Roman" w:cs="Times New Roman"/>
+              </w:rPr>
+              <w:t xml:space="preserve">0.627</w:t>
+            </w:r>
+          </w:p>
+        </w:tc>
+        <w:tc>
+          <w:tcPr/>
+          <w:p>
+            <w:pPr>
+              <w:pStyle w:val="Compact"/>
+              <w:jc w:val="center"/>
+            </w:pPr>
+            <w:r>
+              <w:rPr>
+                <w:rFonts w:ascii="Times New Roman" w:hAnsi="Times New Roman" w:eastAsia="Times New Roman" w:cs="Times New Roman"/>
+              </w:rPr>
+              <w:t xml:space="preserve">0.868</w:t>
+            </w:r>
+          </w:p>
+        </w:tc>
+        <w:tc>
+          <w:tcPr/>
+          <w:p>
+            <w:pPr>
+              <w:pStyle w:val="Compact"/>
+              <w:jc w:val="center"/>
+            </w:pPr>
+            <w:r>
+              <w:rPr>
+                <w:rFonts w:ascii="Times New Roman" w:hAnsi="Times New Roman" w:eastAsia="Times New Roman" w:cs="Times New Roman"/>
+              </w:rPr>
+              <w:t xml:space="preserve">1.091</w:t>
+            </w:r>
+          </w:p>
+        </w:tc>
+        <w:tc>
+          <w:tcPr/>
+          <w:p>
+            <w:pPr>
+              <w:pStyle w:val="Compact"/>
+              <w:jc w:val="center"/>
+            </w:pPr>
+            <w:r>
+              <w:rPr>
+                <w:rFonts w:ascii="Times New Roman" w:hAnsi="Times New Roman" w:eastAsia="Times New Roman" w:cs="Times New Roman"/>
+              </w:rPr>
+              <w:t xml:space="preserve">1.300</w:t>
+            </w:r>
+          </w:p>
+        </w:tc>
+        <w:tc>
+          <w:tcPr/>
+          <w:p>
+            <w:pPr>
+              <w:pStyle w:val="Compact"/>
+              <w:jc w:val="center"/>
+            </w:pPr>
+            <w:r>
+              <w:rPr>
+                <w:rFonts w:ascii="Times New Roman" w:hAnsi="Times New Roman" w:eastAsia="Times New Roman" w:cs="Times New Roman"/>
+              </w:rPr>
+              <w:t xml:space="preserve">1.494</w:t>
+            </w:r>
+          </w:p>
+        </w:tc>
+        <w:tc>
+          <w:tcPr/>
+          <w:p>
+            <w:pPr>
+              <w:pStyle w:val="Compact"/>
+              <w:jc w:val="center"/>
+            </w:pPr>
+            <w:r>
+              <w:rPr>
+                <w:rFonts w:ascii="Times New Roman" w:hAnsi="Times New Roman" w:eastAsia="Times New Roman" w:cs="Times New Roman"/>
+              </w:rPr>
+              <w:t xml:space="preserve">1.676</w:t>
+            </w:r>
+          </w:p>
+        </w:tc>
+      </w:tr>
+    </w:tbl>
     <w:p>
       <w:pPr>
         <w:pStyle w:val="BodyText"/>
-      </w:pPr>
-      <w:r>
-        <w:rPr>
-          <w:rFonts w:ascii="Times New Roman" w:hAnsi="Times New Roman" w:eastAsia="Times New Roman" w:cs="Times New Roman"/>
-        </w:rPr>
-        <w:t xml:space="preserve">t/°C</w:t>
-      </w:r>
-    </w:p>
-    <w:p>
-      <w:pPr>
-        <w:pStyle w:val="BodyText"/>
-      </w:pPr>
-      <w:r>
-        <w:rPr>
-          <w:rFonts w:ascii="Times New Roman" w:hAnsi="Times New Roman" w:eastAsia="Times New Roman" w:cs="Times New Roman"/>
-        </w:rPr>
-        <w:t xml:space="preserve">20</w:t>
-      </w:r>
-    </w:p>
-    <w:p>
-      <w:pPr>
-        <w:pStyle w:val="BodyText"/>
-      </w:pPr>
-      <w:r>
-        <w:rPr>
-          <w:rFonts w:ascii="Times New Roman" w:hAnsi="Times New Roman" w:eastAsia="Times New Roman" w:cs="Times New Roman"/>
-        </w:rPr>
-        <w:t xml:space="preserve">30</w:t>
-      </w:r>
-    </w:p>
-    <w:p>
-      <w:pPr>
-        <w:pStyle w:val="BodyText"/>
-      </w:pPr>
-      <w:r>
-        <w:rPr>
-          <w:rFonts w:ascii="Times New Roman" w:hAnsi="Times New Roman" w:eastAsia="Times New Roman" w:cs="Times New Roman"/>
-        </w:rPr>
-        <w:t xml:space="preserve">40</w:t>
-      </w:r>
-    </w:p>
-    <w:p>
-      <w:pPr>
-        <w:pStyle w:val="BodyText"/>
-      </w:pPr>
-      <w:r>
-        <w:rPr>
-          <w:rFonts w:ascii="Times New Roman" w:hAnsi="Times New Roman" w:eastAsia="Times New Roman" w:cs="Times New Roman"/>
-        </w:rPr>
-        <w:t xml:space="preserve">50</w:t>
-      </w:r>
-    </w:p>
-    <w:p>
-      <w:pPr>
-        <w:pStyle w:val="BodyText"/>
-      </w:pPr>
-      <w:r>
-        <w:rPr>
-          <w:rFonts w:ascii="Times New Roman" w:hAnsi="Times New Roman" w:eastAsia="Times New Roman" w:cs="Times New Roman"/>
-        </w:rPr>
-        <w:t xml:space="preserve">60</w:t>
-      </w:r>
-    </w:p>
-    <w:p>
-      <w:pPr>
-        <w:pStyle w:val="BodyText"/>
-      </w:pPr>
-      <w:r>
-        <w:rPr>
-          <w:rFonts w:ascii="Times New Roman" w:hAnsi="Times New Roman" w:eastAsia="Times New Roman" w:cs="Times New Roman"/>
-        </w:rPr>
-        <w:t xml:space="preserve">70</w:t>
-      </w:r>
-    </w:p>
-    <w:p>
-      <w:pPr>
-        <w:pStyle w:val="BodyText"/>
-      </w:pPr>
-      <w:r>
-        <w:rPr>
-          <w:rFonts w:ascii="Times New Roman" w:hAnsi="Times New Roman" w:eastAsia="Times New Roman" w:cs="Times New Roman"/>
-        </w:rPr>
-        <w:t xml:space="preserve">80</w:t>
-      </w:r>
-    </w:p>
-    <w:p>
-      <w:pPr>
-        <w:pStyle w:val="BodyText"/>
-      </w:pPr>
-      <w:r>
-        <w:rPr>
-          <w:rFonts w:ascii="Times New Roman" w:hAnsi="Times New Roman" w:eastAsia="Times New Roman" w:cs="Times New Roman"/>
-        </w:rPr>
-        <w:t xml:space="preserve">T/K</w:t>
-      </w:r>
-    </w:p>
-    <w:p>
-      <w:pPr>
-        <w:pStyle w:val="BodyText"/>
-      </w:pPr>
-      <w:r>
-        <w:rPr>
-          <w:rFonts w:ascii="Times New Roman" w:hAnsi="Times New Roman" w:eastAsia="Times New Roman" w:cs="Times New Roman"/>
-        </w:rPr>
-        <w:t xml:space="preserve">293</w:t>
-      </w:r>
-    </w:p>
-    <w:p>
-      <w:pPr>
-        <w:pStyle w:val="BodyText"/>
-      </w:pPr>
-      <w:r>
-        <w:rPr>
-          <w:rFonts w:ascii="Times New Roman" w:hAnsi="Times New Roman" w:eastAsia="Times New Roman" w:cs="Times New Roman"/>
-        </w:rPr>
-        <w:t xml:space="preserve">303</w:t>
-      </w:r>
-    </w:p>
-    <w:p>
-      <w:pPr>
-        <w:pStyle w:val="BodyText"/>
-      </w:pPr>
-      <w:r>
-        <w:rPr>
-          <w:rFonts w:ascii="Times New Roman" w:hAnsi="Times New Roman" w:eastAsia="Times New Roman" w:cs="Times New Roman"/>
-        </w:rPr>
-        <w:t xml:space="preserve">313</w:t>
-      </w:r>
-    </w:p>
-    <w:p>
-      <w:pPr>
-        <w:pStyle w:val="BodyText"/>
-      </w:pPr>
-      <w:r>
-        <w:rPr>
-          <w:rFonts w:ascii="Times New Roman" w:hAnsi="Times New Roman" w:eastAsia="Times New Roman" w:cs="Times New Roman"/>
-        </w:rPr>
-        <w:t xml:space="preserve">323</w:t>
-      </w:r>
-    </w:p>
-    <w:p>
-      <w:pPr>
-        <w:pStyle w:val="BodyText"/>
-      </w:pPr>
-      <w:r>
-        <w:rPr>
-          <w:rFonts w:ascii="Times New Roman" w:hAnsi="Times New Roman" w:eastAsia="Times New Roman" w:cs="Times New Roman"/>
-        </w:rPr>
-        <w:t xml:space="preserve">333</w:t>
-      </w:r>
-    </w:p>
-    <w:p>
-      <w:pPr>
-        <w:pStyle w:val="BodyText"/>
-      </w:pPr>
-      <w:r>
-        <w:rPr>
-          <w:rFonts w:ascii="Times New Roman" w:hAnsi="Times New Roman" w:eastAsia="Times New Roman" w:cs="Times New Roman"/>
-        </w:rPr>
-        <w:t xml:space="preserve">343</w:t>
-      </w:r>
-    </w:p>
-    <w:p>
-      <w:pPr>
-        <w:pStyle w:val="BodyText"/>
-      </w:pPr>
-      <w:r>
-        <w:rPr>
-          <w:rFonts w:ascii="Times New Roman" w:hAnsi="Times New Roman" w:eastAsia="Times New Roman" w:cs="Times New Roman"/>
-        </w:rPr>
-        <w:t xml:space="preserve">353</w:t>
-      </w:r>
-    </w:p>
-    <w:p>
-      <w:pPr>
-        <w:pStyle w:val="BodyText"/>
-      </w:pPr>
-      <m:oMath>
-        <m:oMathPr>
-          <m:ctrlPr>
-            <w:rPr>
-              <w:sz w:val="28"/>
-              <w:szCs w:val="28"/>
-            </w:rPr>
-          </m:ctrlPr>
-        </m:oMathPr>
-        <m:f>
-          <m:fPr>
-            <m:type m:val="bar"/>
-          </m:fPr>
-          <m:num>
-            <m:r>
-              <m:t>1</m:t>
-            </m:r>
-          </m:num>
-          <m:den>
-            <m:r>
-              <m:t>T</m:t>
-            </m:r>
-          </m:den>
-        </m:f>
-        <m:r>
-          <m:rPr>
-            <m:sty m:val="p"/>
-          </m:rPr>
-          <m:t>×</m:t>
-        </m:r>
-        <m:sSup>
-          <m:e>
-            <m:r>
-              <m:t>10</m:t>
-            </m:r>
-          </m:e>
-          <m:sup>
-            <m:r>
-              <m:t>3</m:t>
-            </m:r>
-          </m:sup>
-        </m:sSup>
-        <m:r>
-          <m:rPr>
-            <m:sty m:val="p"/>
-          </m:rPr>
-          <m:t>/</m:t>
-        </m:r>
-        <m:sSup>
-          <m:e>
-            <m:r>
-              <m:t>K</m:t>
-            </m:r>
-          </m:e>
-          <m:sup>
-            <m:r>
-              <m:rPr>
-                <m:sty m:val="p"/>
-              </m:rPr>
-              <m:t>−</m:t>
-            </m:r>
-            <m:r>
-              <m:t>1</m:t>
-            </m:r>
-          </m:sup>
-        </m:sSup>
-      </m:oMath>
-      <w:r>
-        <w:rPr>
-          <w:rFonts w:ascii="Times New Roman" w:hAnsi="Times New Roman" w:eastAsia="Times New Roman" w:cs="Times New Roman"/>
-        </w:rPr>
-        <w:t xml:space="preserve">​</w:t>
-      </w:r>
-    </w:p>
-    <w:p>
-      <w:pPr>
-        <w:pStyle w:val="BodyText"/>
-      </w:pPr>
-      <w:r>
-        <w:rPr>
-          <w:rFonts w:ascii="Times New Roman" w:hAnsi="Times New Roman" w:eastAsia="Times New Roman" w:cs="Times New Roman"/>
-        </w:rPr>
-        <w:t xml:space="preserve">3.41</w:t>
-      </w:r>
-    </w:p>
-    <w:p>
-      <w:pPr>
-        <w:pStyle w:val="BodyText"/>
-      </w:pPr>
-      <w:r>
-        <w:rPr>
-          <w:rFonts w:ascii="Times New Roman" w:hAnsi="Times New Roman" w:eastAsia="Times New Roman" w:cs="Times New Roman"/>
-        </w:rPr>
-        <w:t xml:space="preserve">3.30</w:t>
-      </w:r>
-    </w:p>
-    <w:p>
-      <w:pPr>
-        <w:pStyle w:val="BodyText"/>
-      </w:pPr>
-      <w:r>
-        <w:rPr>
-          <w:rFonts w:ascii="Times New Roman" w:hAnsi="Times New Roman" w:eastAsia="Times New Roman" w:cs="Times New Roman"/>
-        </w:rPr>
-        <w:t xml:space="preserve">3.19</w:t>
-      </w:r>
-    </w:p>
-    <w:p>
-      <w:pPr>
-        <w:pStyle w:val="BodyText"/>
-      </w:pPr>
-      <w:r>
-        <w:rPr>
-          <w:rFonts w:ascii="Times New Roman" w:hAnsi="Times New Roman" w:eastAsia="Times New Roman" w:cs="Times New Roman"/>
-        </w:rPr>
-        <w:t xml:space="preserve">3.10</w:t>
-      </w:r>
-    </w:p>
-    <w:p>
-      <w:pPr>
-        <w:pStyle w:val="BodyText"/>
-      </w:pPr>
-      <w:r>
-        <w:rPr>
-          <w:rFonts w:ascii="Times New Roman" w:hAnsi="Times New Roman" w:eastAsia="Times New Roman" w:cs="Times New Roman"/>
-        </w:rPr>
-        <w:t xml:space="preserve">3.00</w:t>
-      </w:r>
-    </w:p>
-    <w:p>
-      <w:pPr>
-        <w:pStyle w:val="BodyText"/>
-      </w:pPr>
-      <w:r>
-        <w:rPr>
-          <w:rFonts w:ascii="Times New Roman" w:hAnsi="Times New Roman" w:eastAsia="Times New Roman" w:cs="Times New Roman"/>
-        </w:rPr>
-        <w:t xml:space="preserve">3.92</w:t>
-      </w:r>
-    </w:p>
-    <w:p>
-      <w:pPr>
-        <w:pStyle w:val="BodyText"/>
-      </w:pPr>
-      <w:r>
-        <w:rPr>
-          <w:rFonts w:ascii="Times New Roman" w:hAnsi="Times New Roman" w:eastAsia="Times New Roman" w:cs="Times New Roman"/>
-        </w:rPr>
-        <w:t xml:space="preserve">2.83</w:t>
-      </w:r>
-    </w:p>
-    <w:p>
-      <w:pPr>
-        <w:pStyle w:val="BodyText"/>
-      </w:pPr>
-      <w:r>
-        <w:rPr>
-          <w:rFonts w:ascii="Times New Roman" w:hAnsi="Times New Roman" w:eastAsia="Times New Roman" w:cs="Times New Roman"/>
-        </w:rPr>
-        <w:t xml:space="preserve">p/kPa</w:t>
-      </w:r>
-    </w:p>
-    <w:p>
-      <w:pPr>
-        <w:pStyle w:val="BodyText"/>
-      </w:pPr>
-      <w:r>
-        <w:rPr>
-          <w:rFonts w:ascii="Times New Roman" w:hAnsi="Times New Roman" w:eastAsia="Times New Roman" w:cs="Times New Roman"/>
-        </w:rPr>
-        <w:t xml:space="preserve">2.34</w:t>
-      </w:r>
-    </w:p>
-    <w:p>
-      <w:pPr>
-        <w:pStyle w:val="BodyText"/>
-      </w:pPr>
-      <w:r>
-        <w:rPr>
-          <w:rFonts w:ascii="Times New Roman" w:hAnsi="Times New Roman" w:eastAsia="Times New Roman" w:cs="Times New Roman"/>
-        </w:rPr>
-        <w:t xml:space="preserve">4.25</w:t>
-      </w:r>
-    </w:p>
-    <w:p>
-      <w:pPr>
-        <w:pStyle w:val="BodyText"/>
-      </w:pPr>
-      <w:r>
-        <w:rPr>
-          <w:rFonts w:ascii="Times New Roman" w:hAnsi="Times New Roman" w:eastAsia="Times New Roman" w:cs="Times New Roman"/>
-        </w:rPr>
-        <w:t xml:space="preserve">7.38</w:t>
-      </w:r>
-    </w:p>
-    <w:p>
-      <w:pPr>
-        <w:pStyle w:val="BodyText"/>
-      </w:pPr>
-      <w:r>
-        <w:rPr>
-          <w:rFonts w:ascii="Times New Roman" w:hAnsi="Times New Roman" w:eastAsia="Times New Roman" w:cs="Times New Roman"/>
-        </w:rPr>
-        <w:t xml:space="preserve">12.35</w:t>
-      </w:r>
-    </w:p>
-    <w:p>
-      <w:pPr>
-        <w:pStyle w:val="BodyText"/>
-      </w:pPr>
-      <w:r>
-        <w:rPr>
-          <w:rFonts w:ascii="Times New Roman" w:hAnsi="Times New Roman" w:eastAsia="Times New Roman" w:cs="Times New Roman"/>
-        </w:rPr>
-        <w:t xml:space="preserve">19.95</w:t>
-      </w:r>
-    </w:p>
-    <w:p>
-      <w:pPr>
-        <w:pStyle w:val="BodyText"/>
-      </w:pPr>
-      <w:r>
-        <w:rPr>
-          <w:rFonts w:ascii="Times New Roman" w:hAnsi="Times New Roman" w:eastAsia="Times New Roman" w:cs="Times New Roman"/>
-        </w:rPr>
-        <w:t xml:space="preserve">31.20</w:t>
-      </w:r>
-    </w:p>
-    <w:p>
-      <w:pPr>
-        <w:pStyle w:val="BodyText"/>
-      </w:pPr>
-      <w:r>
-        <w:rPr>
-          <w:rFonts w:ascii="Times New Roman" w:hAnsi="Times New Roman" w:eastAsia="Times New Roman" w:cs="Times New Roman"/>
-        </w:rPr>
-        <w:t xml:space="preserve">47.41</w:t>
-      </w:r>
-    </w:p>
-    <w:p>
-      <w:pPr>
-        <w:pStyle w:val="BodyText"/>
-      </w:pPr>
-      <w:r>
-        <w:rPr>
-          <w:rFonts w:ascii="Times New Roman" w:hAnsi="Times New Roman" w:eastAsia="Times New Roman" w:cs="Times New Roman"/>
-        </w:rPr>
-        <w:t xml:space="preserve">lg(p/kPa)</w:t>
-      </w:r>
-    </w:p>
-    <w:p>
-      <w:pPr>
-        <w:pStyle w:val="BodyText"/>
-      </w:pPr>
-      <w:r>
-        <w:rPr>
-          <w:rFonts w:ascii="Times New Roman" w:hAnsi="Times New Roman" w:eastAsia="Times New Roman" w:cs="Times New Roman"/>
-        </w:rPr>
-        <w:t xml:space="preserve">0.369</w:t>
-      </w:r>
-    </w:p>
-    <w:p>
-      <w:pPr>
-        <w:pStyle w:val="BodyText"/>
-      </w:pPr>
-      <w:r>
-        <w:rPr>
-          <w:rFonts w:ascii="Times New Roman" w:hAnsi="Times New Roman" w:eastAsia="Times New Roman" w:cs="Times New Roman"/>
-        </w:rPr>
-        <w:t xml:space="preserve">0.627</w:t>
-      </w:r>
-    </w:p>
-    <w:p>
-      <w:pPr>
-        <w:pStyle w:val="BodyText"/>
-      </w:pPr>
-      <w:r>
-        <w:rPr>
-          <w:rFonts w:ascii="Times New Roman" w:hAnsi="Times New Roman" w:eastAsia="Times New Roman" w:cs="Times New Roman"/>
-        </w:rPr>
-        <w:t xml:space="preserve">0.868</w:t>
-      </w:r>
-    </w:p>
-    <w:p>
-      <w:pPr>
-        <w:pStyle w:val="BodyText"/>
-      </w:pPr>
-      <w:r>
-        <w:rPr>
-          <w:rFonts w:ascii="Times New Roman" w:hAnsi="Times New Roman" w:eastAsia="Times New Roman" w:cs="Times New Roman"/>
-        </w:rPr>
-        <w:t xml:space="preserve">1.091</w:t>
-      </w:r>
-    </w:p>
-    <w:p>
-      <w:pPr>
-        <w:pStyle w:val="BodyText"/>
-      </w:pPr>
-      <w:r>
-        <w:rPr>
-          <w:rFonts w:ascii="Times New Roman" w:hAnsi="Times New Roman" w:eastAsia="Times New Roman" w:cs="Times New Roman"/>
-        </w:rPr>
-        <w:t xml:space="preserve">1.300</w:t>
-      </w:r>
-    </w:p>
-    <w:p>
-      <w:pPr>
-        <w:pStyle w:val="BodyText"/>
-      </w:pPr>
-      <w:r>
-        <w:rPr>
-          <w:rFonts w:ascii="Times New Roman" w:hAnsi="Times New Roman" w:eastAsia="Times New Roman" w:cs="Times New Roman"/>
-        </w:rPr>
-        <w:t xml:space="preserve">1.494</w:t>
-      </w:r>
-    </w:p>
-    <w:p>
-      <w:pPr>
-        <w:pStyle w:val="BodyText"/>
-      </w:pPr>
-      <w:r>
-        <w:rPr>
-          <w:rFonts w:ascii="Times New Roman" w:hAnsi="Times New Roman" w:eastAsia="Times New Roman" w:cs="Times New Roman"/>
-        </w:rPr>
-        <w:t xml:space="preserve">1.676</w:t>
-      </w:r>
-    </w:p>
-    <w:p>
-      <w:pPr>
-        <w:pStyle w:val="BodyText"/>
+        <w:spacing w:before="120"/>
       </w:pPr>
       <w:r>
         <w:rPr>
@@ -7883,19 +7947,7 @@
                 </m:fPr>
                 <m:num>
                   <m:r>
-                    <m:t>1</m:t>
-                  </m:r>
-                  <m:r>
-                    <m:rPr>
-                      <m:sty m:val="p"/>
-                    </m:rPr>
-                    <m:t>.</m:t>
-                  </m:r>
-                  <m:r>
-                    <m:t>3</m:t>
-                  </m:r>
-                  <m:r>
-                    <m:t>0</m:t>
+                    <m:t>1.30</m:t>
                   </m:r>
                   <m:r>
                     <m:rPr>
@@ -7904,19 +7956,7 @@
                     <m:t>−</m:t>
                   </m:r>
                   <m:r>
-                    <m:t>0</m:t>
-                  </m:r>
-                  <m:r>
-                    <m:rPr>
-                      <m:sty m:val="p"/>
-                    </m:rPr>
-                    <m:t>.</m:t>
-                  </m:r>
-                  <m:r>
-                    <m:t>8</m:t>
-                  </m:r>
-                  <m:r>
-                    <m:t>5</m:t>
+                    <m:t>0.85</m:t>
                   </m:r>
                 </m:num>
                 <m:den>
@@ -7927,19 +7967,7 @@
                     <m:t>(</m:t>
                   </m:r>
                   <m:r>
-                    <m:t>3</m:t>
-                  </m:r>
-                  <m:r>
-                    <m:rPr>
-                      <m:sty m:val="p"/>
-                    </m:rPr>
-                    <m:t>.</m:t>
-                  </m:r>
-                  <m:r>
-                    <m:t>0</m:t>
-                  </m:r>
-                  <m:r>
-                    <m:t>0</m:t>
+                    <m:t>3.00</m:t>
                   </m:r>
                   <m:r>
                     <m:rPr>
@@ -7948,19 +7976,7 @@
                     <m:t>−</m:t>
                   </m:r>
                   <m:r>
-                    <m:t>3</m:t>
-                  </m:r>
-                  <m:r>
-                    <m:rPr>
-                      <m:sty m:val="p"/>
-                    </m:rPr>
-                    <m:t>.</m:t>
-                  </m:r>
-                  <m:r>
-                    <m:t>2</m:t>
-                  </m:r>
-                  <m:r>
-                    <m:t>0</m:t>
+                    <m:t>3.20</m:t>
                   </m:r>
                   <m:r>
                     <m:rPr>
@@ -7974,13 +7990,10 @@
                     </m:rPr>
                     <m:t>×</m:t>
                   </m:r>
-                  <m:r>
-                    <m:t>1</m:t>
-                  </m:r>
                   <m:sSup>
                     <m:e>
                       <m:r>
-                        <m:t>0</m:t>
+                        <m:t>10</m:t>
                       </m:r>
                     </m:e>
                     <m:sup>
@@ -8050,19 +8063,7 @@
                 </m:num>
                 <m:den>
                   <m:r>
-                    <m:t>2</m:t>
-                  </m:r>
-                  <m:r>
-                    <m:rPr>
-                      <m:sty m:val="p"/>
-                    </m:rPr>
-                    <m:t>.</m:t>
-                  </m:r>
-                  <m:r>
-                    <m:t>3</m:t>
-                  </m:r>
-                  <m:r>
-                    <m:t>0</m:t>
+                    <m:t>2.30</m:t>
                   </m:r>
                   <m:r>
                     <m:t>R</m:t>
@@ -8138,10 +8139,7 @@
                 <m:t>=</m:t>
               </m:r>
               <m:r>
-                <m:t>4</m:t>
-              </m:r>
-              <m:r>
-                <m:t>3</m:t>
+                <m:t>43</m:t>
               </m:r>
               <m:r>
                 <m:rPr>
@@ -8209,10 +8207,7 @@
                 <m:t>=</m:t>
               </m:r>
               <m:r>
-                <m:t>5</m:t>
-              </m:r>
-              <m:r>
-                <m:t>1</m:t>
+                <m:t>51</m:t>
               </m:r>
               <m:r>
                 <m:rPr>
@@ -8709,22 +8704,7 @@
             </m:num>
             <m:den>
               <m:r>
-                <m:t>1</m:t>
-              </m:r>
-              <m:r>
-                <m:t>0</m:t>
-              </m:r>
-              <m:r>
-                <m:t>1</m:t>
-              </m:r>
-              <m:r>
-                <m:rPr>
-                  <m:sty m:val="p"/>
-                </m:rPr>
-                <m:t>.</m:t>
-              </m:r>
-              <m:r>
-                <m:t>3</m:t>
+                <m:t>101.3</m:t>
               </m:r>
               <m:r>
                 <m:rPr>
@@ -8758,10 +8738,7 @@
             </m:fPr>
             <m:num>
               <m:r>
-                <m:t>4</m:t>
-              </m:r>
-              <m:r>
-                <m:t>3</m:t>
+                <m:t>43</m:t>
               </m:r>
               <m:r>
                 <m:rPr>
@@ -8769,13 +8746,10 @@
                 </m:rPr>
                 <m:t>×</m:t>
               </m:r>
-              <m:r>
-                <m:t>1</m:t>
-              </m:r>
               <m:sSup>
                 <m:e>
                   <m:r>
-                    <m:t>0</m:t>
+                    <m:t>10</m:t>
                   </m:r>
                 </m:e>
                 <m:sup>
@@ -8832,22 +8806,7 @@
             </m:num>
             <m:den>
               <m:r>
-                <m:t>2</m:t>
-              </m:r>
-              <m:r>
-                <m:rPr>
-                  <m:sty m:val="p"/>
-                </m:rPr>
-                <m:t>.</m:t>
-              </m:r>
-              <m:r>
-                <m:t>3</m:t>
-              </m:r>
-              <m:r>
-                <m:t>0</m:t>
-              </m:r>
-              <m:r>
-                <m:t>3</m:t>
+                <m:t>2.303</m:t>
               </m:r>
               <m:r>
                 <m:rPr>
@@ -8856,19 +8815,7 @@
                 <m:t>×</m:t>
               </m:r>
               <m:r>
-                <m:t>8</m:t>
-              </m:r>
-              <m:r>
-                <m:rPr>
-                  <m:sty m:val="p"/>
-                </m:rPr>
-                <m:t>.</m:t>
-              </m:r>
-              <m:r>
-                <m:t>3</m:t>
-              </m:r>
-              <m:r>
-                <m:t>1</m:t>
+                <m:t>8.31</m:t>
               </m:r>
               <m:r>
                 <m:rPr>
@@ -8958,13 +8905,7 @@
                 </m:fPr>
                 <m:num>
                   <m:r>
-                    <m:t>3</m:t>
-                  </m:r>
-                  <m:r>
-                    <m:t>6</m:t>
-                  </m:r>
-                  <m:r>
-                    <m:t>6</m:t>
+                    <m:t>366</m:t>
                   </m:r>
                   <m:r>
                     <m:rPr>
@@ -8979,13 +8920,7 @@
                     <m:t>−</m:t>
                   </m:r>
                   <m:r>
-                    <m:t>3</m:t>
-                  </m:r>
-                  <m:r>
-                    <m:t>7</m:t>
-                  </m:r>
-                  <m:r>
-                    <m:t>3</m:t>
+                    <m:t>373</m:t>
                   </m:r>
                   <m:r>
                     <m:rPr>
@@ -8996,13 +8931,7 @@
                 </m:num>
                 <m:den>
                   <m:r>
-                    <m:t>3</m:t>
-                  </m:r>
-                  <m:r>
-                    <m:t>6</m:t>
-                  </m:r>
-                  <m:r>
-                    <m:t>6</m:t>
+                    <m:t>366</m:t>
                   </m:r>
                   <m:r>
                     <m:rPr>
@@ -9017,13 +8946,7 @@
                     <m:t>×</m:t>
                   </m:r>
                   <m:r>
-                    <m:t>3</m:t>
-                  </m:r>
-                  <m:r>
-                    <m:t>7</m:t>
-                  </m:r>
-                  <m:r>
-                    <m:t>3</m:t>
+                    <m:t>373</m:t>
                   </m:r>
                   <m:r>
                     <m:rPr>
@@ -9573,22 +9496,7 @@
                 <m:t>(</m:t>
               </m:r>
               <m:r>
-                <m:t>0</m:t>
-              </m:r>
-              <m:r>
-                <m:rPr>
-                  <m:sty m:val="p"/>
-                </m:rPr>
-                <m:t>.</m:t>
-              </m:r>
-              <m:r>
-                <m:t>1</m:t>
-              </m:r>
-              <m:r>
-                <m:t>0</m:t>
-              </m:r>
-              <m:r>
-                <m:t>5</m:t>
+                <m:t>0.105</m:t>
               </m:r>
               <m:r>
                 <m:rPr>
@@ -9603,19 +9511,7 @@
                 <m:t>/</m:t>
               </m:r>
               <m:r>
-                <m:t>1</m:t>
-              </m:r>
-              <m:r>
-                <m:t>8</m:t>
-              </m:r>
-              <m:r>
-                <m:rPr>
-                  <m:sty m:val="p"/>
-                </m:rPr>
-                <m:t>.</m:t>
-              </m:r>
-              <m:r>
-                <m:t>0</m:t>
+                <m:t>18.0</m:t>
               </m:r>
               <m:r>
                 <m:rPr>
@@ -9675,19 +9571,7 @@
                 <m:t>×</m:t>
               </m:r>
               <m:r>
-                <m:t>8</m:t>
-              </m:r>
-              <m:r>
-                <m:rPr>
-                  <m:sty m:val="p"/>
-                </m:rPr>
-                <m:t>.</m:t>
-              </m:r>
-              <m:r>
-                <m:t>3</m:t>
-              </m:r>
-              <m:r>
-                <m:t>1</m:t>
+                <m:t>8.31</m:t>
               </m:r>
               <m:r>
                 <m:rPr>
@@ -9807,13 +9691,7 @@
                 <m:t>×</m:t>
               </m:r>
               <m:r>
-                <m:t>3</m:t>
-              </m:r>
-              <m:r>
-                <m:t>2</m:t>
-              </m:r>
-              <m:r>
-                <m:t>3</m:t>
+                <m:t>323</m:t>
               </m:r>
               <m:r>
                 <m:rPr>
@@ -9824,22 +9702,7 @@
             </m:num>
             <m:den>
               <m:r>
-                <m:t>0</m:t>
-              </m:r>
-              <m:r>
-                <m:rPr>
-                  <m:sty m:val="p"/>
-                </m:rPr>
-                <m:t>.</m:t>
-              </m:r>
-              <m:r>
-                <m:t>4</m:t>
-              </m:r>
-              <m:r>
-                <m:t>8</m:t>
-              </m:r>
-              <m:r>
-                <m:t>2</m:t>
+                <m:t>0.482</m:t>
               </m:r>
               <m:sSup>
                 <m:e>
@@ -9871,19 +9734,7 @@
             <m:t>=</m:t>
           </m:r>
           <m:r>
-            <m:t>3</m:t>
-          </m:r>
-          <m:r>
-            <m:t>2</m:t>
-          </m:r>
-          <m:r>
-            <m:rPr>
-              <m:sty m:val="p"/>
-            </m:rPr>
-            <m:t>.</m:t>
-          </m:r>
-          <m:r>
-            <m:t>5</m:t>
+            <m:t>32.5</m:t>
           </m:r>
           <m:r>
             <m:rPr>
@@ -10085,19 +9936,7 @@
             </m:fPr>
             <m:num>
               <m:r>
-                <m:t>1</m:t>
-              </m:r>
-              <m:r>
-                <m:t>2</m:t>
-              </m:r>
-              <m:r>
-                <m:rPr>
-                  <m:sty m:val="p"/>
-                </m:rPr>
-                <m:t>.</m:t>
-              </m:r>
-              <m:r>
-                <m:t>3</m:t>
+                <m:t>12.3</m:t>
               </m:r>
               <m:r>
                 <m:rPr>
@@ -10124,22 +9963,7 @@
                 <m:t>×</m:t>
               </m:r>
               <m:r>
-                <m:t>0</m:t>
-              </m:r>
-              <m:r>
-                <m:rPr>
-                  <m:sty m:val="p"/>
-                </m:rPr>
-                <m:t>.</m:t>
-              </m:r>
-              <m:r>
-                <m:t>4</m:t>
-              </m:r>
-              <m:r>
-                <m:t>8</m:t>
-              </m:r>
-              <m:r>
-                <m:t>2</m:t>
+                <m:t>0.482</m:t>
               </m:r>
               <m:sSup>
                 <m:e>
@@ -10169,19 +9993,7 @@
                 <m:t>×</m:t>
               </m:r>
               <m:r>
-                <m:t>1</m:t>
-              </m:r>
-              <m:r>
-                <m:t>8</m:t>
-              </m:r>
-              <m:r>
-                <m:rPr>
-                  <m:sty m:val="p"/>
-                </m:rPr>
-                <m:t>.</m:t>
-              </m:r>
-              <m:r>
-                <m:t>0</m:t>
+                <m:t>18.0</m:t>
               </m:r>
               <m:r>
                 <m:rPr>
@@ -10231,19 +10043,7 @@
             </m:num>
             <m:den>
               <m:r>
-                <m:t>8</m:t>
-              </m:r>
-              <m:r>
-                <m:rPr>
-                  <m:sty m:val="p"/>
-                </m:rPr>
-                <m:t>.</m:t>
-              </m:r>
-              <m:r>
-                <m:t>3</m:t>
-              </m:r>
-              <m:r>
-                <m:t>1</m:t>
+                <m:t>8.31</m:t>
               </m:r>
               <m:r>
                 <m:rPr>
@@ -10363,13 +10163,7 @@
                 <m:t>×</m:t>
               </m:r>
               <m:r>
-                <m:t>3</m:t>
-              </m:r>
-              <m:r>
-                <m:t>2</m:t>
-              </m:r>
-              <m:r>
-                <m:t>3</m:t>
+                <m:t>323</m:t>
               </m:r>
               <m:r>
                 <m:rPr>
@@ -10386,22 +10180,7 @@
             <m:t>=</m:t>
           </m:r>
           <m:r>
-            <m:t>0</m:t>
-          </m:r>
-          <m:r>
-            <m:rPr>
-              <m:sty m:val="p"/>
-            </m:rPr>
-            <m:t>.</m:t>
-          </m:r>
-          <m:r>
-            <m:t>0</m:t>
-          </m:r>
-          <m:r>
-            <m:t>4</m:t>
-          </m:r>
-          <m:r>
-            <m:t>0</m:t>
+            <m:t>0.040</m:t>
           </m:r>
           <m:r>
             <m:rPr>
@@ -10456,22 +10235,7 @@
             <m:t>=</m:t>
           </m:r>
           <m:r>
-            <m:t>0</m:t>
-          </m:r>
-          <m:r>
-            <m:rPr>
-              <m:sty m:val="p"/>
-            </m:rPr>
-            <m:t>.</m:t>
-          </m:r>
-          <m:r>
-            <m:t>1</m:t>
-          </m:r>
-          <m:r>
-            <m:t>0</m:t>
-          </m:r>
-          <m:r>
-            <m:t>5</m:t>
+            <m:t>0.105</m:t>
           </m:r>
           <m:r>
             <m:rPr>
@@ -10486,22 +10250,7 @@
             <m:t>−</m:t>
           </m:r>
           <m:r>
-            <m:t>0</m:t>
-          </m:r>
-          <m:r>
-            <m:rPr>
-              <m:sty m:val="p"/>
-            </m:rPr>
-            <m:t>.</m:t>
-          </m:r>
-          <m:r>
-            <m:t>0</m:t>
-          </m:r>
-          <m:r>
-            <m:t>4</m:t>
-          </m:r>
-          <m:r>
-            <m:t>0</m:t>
+            <m:t>0.040</m:t>
           </m:r>
           <m:r>
             <m:rPr>
@@ -10516,22 +10265,7 @@
             <m:t>=</m:t>
           </m:r>
           <m:r>
-            <m:t>0</m:t>
-          </m:r>
-          <m:r>
-            <m:rPr>
-              <m:sty m:val="p"/>
-            </m:rPr>
-            <m:t>.</m:t>
-          </m:r>
-          <m:r>
-            <m:t>0</m:t>
-          </m:r>
-          <m:r>
-            <m:t>6</m:t>
-          </m:r>
-          <m:r>
-            <m:t>5</m:t>
+            <m:t>0.065</m:t>
           </m:r>
           <m:r>
             <m:rPr>
@@ -10897,28 +10631,7 @@
                 </m:fPr>
                 <m:num>
                   <m:r>
-                    <m:t>0</m:t>
-                  </m:r>
-                  <m:r>
-                    <m:rPr>
-                      <m:sty m:val="p"/>
-                    </m:rPr>
-                    <m:t>.</m:t>
-                  </m:r>
-                  <m:r>
-                    <m:t>0</m:t>
-                  </m:r>
-                  <m:r>
-                    <m:t>0</m:t>
-                  </m:r>
-                  <m:r>
-                    <m:t>1</m:t>
-                  </m:r>
-                  <m:r>
-                    <m:t>9</m:t>
-                  </m:r>
-                  <m:r>
-                    <m:t>4</m:t>
+                    <m:t>0.00194</m:t>
                   </m:r>
                   <m:r>
                     <m:rPr>
@@ -10965,13 +10678,10 @@
                     </m:rPr>
                     <m:t>×</m:t>
                   </m:r>
-                  <m:r>
-                    <m:t>1</m:t>
-                  </m:r>
                   <m:sSup>
                     <m:e>
                       <m:r>
-                        <m:t>0</m:t>
+                        <m:t>10</m:t>
                       </m:r>
                     </m:e>
                     <m:sup>
@@ -11041,19 +10751,7 @@
                     <m:t>×</m:t>
                   </m:r>
                   <m:r>
-                    <m:t>8</m:t>
-                  </m:r>
-                  <m:r>
-                    <m:rPr>
-                      <m:sty m:val="p"/>
-                    </m:rPr>
-                    <m:t>.</m:t>
-                  </m:r>
-                  <m:r>
-                    <m:t>3</m:t>
-                  </m:r>
-                  <m:r>
-                    <m:t>1</m:t>
+                    <m:t>8.31</m:t>
                   </m:r>
                   <m:r>
                     <m:rPr>
@@ -11173,13 +10871,7 @@
                     <m:t>×</m:t>
                   </m:r>
                   <m:r>
-                    <m:t>2</m:t>
-                  </m:r>
-                  <m:r>
-                    <m:t>9</m:t>
-                  </m:r>
-                  <m:r>
-                    <m:t>8</m:t>
+                    <m:t>298</m:t>
                   </m:r>
                   <m:r>
                     <m:rPr>
@@ -11190,19 +10882,7 @@
                 </m:num>
                 <m:den>
                   <m:r>
-                    <m:t>7</m:t>
-                  </m:r>
-                  <m:r>
-                    <m:t>9</m:t>
-                  </m:r>
-                  <m:r>
-                    <m:rPr>
-                      <m:sty m:val="p"/>
-                    </m:rPr>
-                    <m:t>.</m:t>
-                  </m:r>
-                  <m:r>
-                    <m:t>9</m:t>
+                    <m:t>79.9</m:t>
                   </m:r>
                   <m:r>
                     <m:rPr>
@@ -11272,19 +10952,7 @@
                 <m:t>=</m:t>
               </m:r>
               <m:r>
-                <m:t>3</m:t>
-              </m:r>
-              <m:r>
-                <m:t>0</m:t>
-              </m:r>
-              <m:r>
-                <m:rPr>
-                  <m:sty m:val="p"/>
-                </m:rPr>
-                <m:t>.</m:t>
-              </m:r>
-              <m:r>
-                <m:t>1</m:t>
+                <m:t>30.1</m:t>
               </m:r>
               <m:r>
                 <m:rPr>
@@ -12516,15 +12184,22 @@
         <w:rPr>
           <w:rFonts w:hint="eastAsia" w:ascii="Times New Roman" w:hAnsi="Times New Roman" w:eastAsia="Times New Roman" w:cs="Times New Roman"/>
         </w:rPr>
-        <w:t>，H</w:t>
-      </w:r>
-      <w:r>
-        <w:rPr>
-          <w:rFonts w:hint="eastAsia" w:ascii="Times New Roman" w:hAnsi="Times New Roman" w:eastAsia="Times New Roman" w:cs="Times New Roman"/>
-          <w:vertAlign w:val="subscript"/>
-        </w:rPr>
-        <w:t>2</w:t>
-      </w:r>
+        <w:t xml:space="preserve">，</w:t>
+      </w:r>
+      <m:oMath>
+        <m:sSub>
+          <m:e>
+            <m:r>
+              <m:t>H</m:t>
+            </m:r>
+          </m:e>
+          <m:sub>
+            <m:r>
+              <m:t>2</m:t>
+            </m:r>
+          </m:sub>
+        </m:sSub>
+      </m:oMath>
       <w:r>
         <w:rPr>
           <w:rFonts w:ascii="Times New Roman" w:hAnsi="Times New Roman" w:eastAsia="Times New Roman" w:cs="Times New Roman"/>
@@ -12541,15 +12216,22 @@
         <w:rPr>
           <w:rFonts w:ascii="Times New Roman" w:hAnsi="Times New Roman" w:eastAsia="Times New Roman" w:cs="Times New Roman"/>
         </w:rPr>
-        <w:t xml:space="preserve"> O</w:t>
-      </w:r>
-      <w:r>
-        <w:rPr>
-          <w:rFonts w:ascii="Times New Roman" w:hAnsi="Times New Roman" w:eastAsia="Times New Roman" w:cs="Times New Roman"/>
-          <w:vertAlign w:val="subscript"/>
-        </w:rPr>
-        <w:t>2</w:t>
-      </w:r>
+        <w:t xml:space="preserve"> </w:t>
+      </w:r>
+      <m:oMath>
+        <m:sSub>
+          <m:e>
+            <m:r>
+              <m:t>O</m:t>
+            </m:r>
+          </m:e>
+          <m:sub>
+            <m:r>
+              <m:t>2</m:t>
+            </m:r>
+          </m:sub>
+        </m:sSub>
+      </m:oMath>
       <w:r>
         <w:rPr>
           <w:rFonts w:ascii="Times New Roman" w:hAnsi="Times New Roman" w:eastAsia="Times New Roman" w:cs="Times New Roman"/>
@@ -61124,7 +60806,7 @@
     <ns0:name ns0:val="Verbatim Char"/>
     <ns0:basedOn ns0:val="BodyTextChar"/>
     <ns0:rPr>
-      <ns0:rFonts ns0:ascii="Times New Roman" ns0:cs="Times New Roman" ns0:eastAsia="FangSong" ns0:hAnsi="Times New Roman"/>
+      <ns0:rFonts ns0:ascii="SimSun" ns0:cs="SimSun" ns0:eastAsia="SimSun" ns0:hAnsi="SimSun"/>
       <ns0:b ns0:val="0"/>
       <ns0:sz ns0:val="20"/>
     </ns0:rPr>
@@ -61178,7 +60860,7 @@
       <w:wordWrap w:val="off"/>
     </w:pPr>
     <ns0:rPr>
-      <w:rFonts ns0:ascii="Times New Roman" ns0:hAnsi="Times New Roman" ns0:eastAsia="FangSong" ns0:cs="Times New Roman"/>
+      <w:rFonts ns0:ascii="SimSun" ns0:hAnsi="SimSun" ns0:eastAsia="SimSun" ns0:cs="SimSun"/>
     </ns0:rPr>
   </w:style>
   <w:style w:type="character" w:customStyle="1" w:styleId="KeywordTok">

--- a/00-首页/题组Word/第一轮习题集/化学原理/溶液与相图习题集-教师版.docx
+++ b/00-首页/题组Word/第一轮习题集/化学原理/溶液与相图习题集-教师版.docx
@@ -1866,7 +1866,7 @@
           </m:e>
           <m:sup>
             <m:r>
-              <m:t>​</m:t>
+              <m:t xml:space="preserve"> </m:t>
             </m:r>
           </m:sup>
         </m:sSup>
@@ -2207,7 +2207,7 @@
           </m:e>
           <m:sup>
             <m:r>
-              <m:t>​</m:t>
+              <m:t xml:space="preserve"> </m:t>
             </m:r>
           </m:sup>
         </m:sSup>
@@ -2320,7 +2320,7 @@
           </m:e>
           <m:sup>
             <m:r>
-              <m:t>​</m:t>
+              <m:t xml:space="preserve"> </m:t>
             </m:r>
           </m:sup>
         </m:sSup>
@@ -2944,7 +2944,7 @@
           </m:e>
           <m:sup>
             <m:r>
-              <m:t>​</m:t>
+              <m:t xml:space="preserve"> </m:t>
             </m:r>
           </m:sup>
         </m:sSup>
@@ -3108,7 +3108,7 @@
           </m:e>
           <m:sup>
             <m:r>
-              <m:t>​</m:t>
+              <m:t xml:space="preserve"> </m:t>
             </m:r>
           </m:sup>
         </m:sSup>
@@ -3330,7 +3330,7 @@
           </m:e>
           <m:sup>
             <m:r>
-              <m:t>​</m:t>
+              <m:t xml:space="preserve"> </m:t>
             </m:r>
           </m:sup>
         </m:sSup>
@@ -3895,7 +3895,7 @@
           </m:e>
           <m:sup>
             <m:r>
-              <m:t>​</m:t>
+              <m:t xml:space="preserve"> </m:t>
             </m:r>
           </m:sup>
         </m:sSup>
@@ -3969,7 +3969,7 @@
           </m:e>
           <m:sup>
             <m:r>
-              <m:t>​</m:t>
+              <m:t xml:space="preserve"> </m:t>
             </m:r>
           </m:sup>
         </m:sSup>
@@ -4421,7 +4421,7 @@
           </m:e>
           <m:sup>
             <m:r>
-              <m:t>​</m:t>
+              <m:t xml:space="preserve"> </m:t>
             </m:r>
           </m:sup>
         </m:sSup>
@@ -4612,7 +4612,7 @@
           </m:e>
           <m:sup>
             <m:r>
-              <m:t>​</m:t>
+              <m:t xml:space="preserve"> </m:t>
             </m:r>
           </m:sup>
         </m:sSup>
@@ -11718,7 +11718,7 @@
           </m:e>
           <m:sup>
             <m:r>
-              <m:t>​</m:t>
+              <m:t xml:space="preserve"> </m:t>
             </m:r>
           </m:sup>
         </m:sSup>
@@ -11756,7 +11756,7 @@
           </m:e>
           <m:sup>
             <m:r>
-              <m:t>​</m:t>
+              <m:t xml:space="preserve"> </m:t>
             </m:r>
           </m:sup>
         </m:sSup>
@@ -13114,7 +13114,7 @@
           </m:e>
           <m:sup>
             <m:r>
-              <m:t>​</m:t>
+              <m:t xml:space="preserve"> </m:t>
             </m:r>
           </m:sup>
         </m:sSup>
@@ -13189,7 +13189,7 @@
           </m:e>
           <m:sup>
             <m:r>
-              <m:t>​</m:t>
+              <m:t xml:space="preserve"> </m:t>
             </m:r>
           </m:sup>
         </m:sSup>
@@ -13227,7 +13227,7 @@
           </m:e>
           <m:sup>
             <m:r>
-              <m:t>​</m:t>
+              <m:t xml:space="preserve"> </m:t>
             </m:r>
           </m:sup>
         </m:sSup>
@@ -13465,7 +13465,7 @@
           </m:e>
           <m:sup>
             <m:r>
-              <m:t>​</m:t>
+              <m:t xml:space="preserve"> </m:t>
             </m:r>
           </m:sup>
         </m:sSup>
@@ -13559,7 +13559,7 @@
           </m:e>
           <m:sup>
             <m:r>
-              <m:t>​</m:t>
+              <m:t xml:space="preserve"> </m:t>
             </m:r>
           </m:sup>
         </m:sSup>
@@ -13661,7 +13661,7 @@
           </m:e>
           <m:sup>
             <m:r>
-              <m:t>​</m:t>
+              <m:t xml:space="preserve"> </m:t>
             </m:r>
           </m:sup>
         </m:sSup>
@@ -13707,7 +13707,7 @@
           </m:e>
           <m:sup>
             <m:r>
-              <m:t>​</m:t>
+              <m:t xml:space="preserve"> </m:t>
             </m:r>
           </m:sup>
         </m:sSup>
@@ -13981,7 +13981,7 @@
           </m:e>
           <m:sup>
             <m:r>
-              <m:t>​</m:t>
+              <m:t xml:space="preserve"> </m:t>
             </m:r>
           </m:sup>
         </m:sSup>
@@ -15939,7 +15939,7 @@
           </m:e>
           <m:sup>
             <m:r>
-              <m:t>​</m:t>
+              <m:t xml:space="preserve"> </m:t>
             </m:r>
           </m:sup>
         </m:sSup>
@@ -15983,7 +15983,7 @@
           </m:e>
           <m:sup>
             <m:r>
-              <m:t>​</m:t>
+              <m:t xml:space="preserve"> </m:t>
             </m:r>
           </m:sup>
         </m:sSup>
@@ -16021,7 +16021,7 @@
           </m:e>
           <m:sup>
             <m:r>
-              <m:t>​</m:t>
+              <m:t xml:space="preserve"> </m:t>
             </m:r>
           </m:sup>
         </m:sSup>
@@ -16239,7 +16239,7 @@
           </m:e>
           <m:sup>
             <m:r>
-              <m:t>​</m:t>
+              <m:t xml:space="preserve"> </m:t>
             </m:r>
           </m:sup>
         </m:sSup>
@@ -16544,7 +16544,7 @@
           </m:e>
           <m:sup>
             <m:r>
-              <m:t>​</m:t>
+              <m:t xml:space="preserve"> </m:t>
             </m:r>
           </m:sup>
         </m:sSup>
@@ -16628,7 +16628,7 @@
           </m:e>
           <m:sup>
             <m:r>
-              <m:t>​</m:t>
+              <m:t xml:space="preserve"> </m:t>
             </m:r>
           </m:sup>
         </m:sSup>
@@ -17072,7 +17072,7 @@
           </m:e>
           <m:sup>
             <m:r>
-              <m:t>​</m:t>
+              <m:t xml:space="preserve"> </m:t>
             </m:r>
           </m:sup>
         </m:sSup>
@@ -17118,7 +17118,7 @@
           </m:e>
           <m:sup>
             <m:r>
-              <m:t>​</m:t>
+              <m:t xml:space="preserve"> </m:t>
             </m:r>
           </m:sup>
         </m:sSup>
@@ -17193,7 +17193,7 @@
           </m:e>
           <m:sup>
             <m:r>
-              <m:t>​</m:t>
+              <m:t xml:space="preserve"> </m:t>
             </m:r>
           </m:sup>
         </m:sSup>
@@ -17231,7 +17231,7 @@
           </m:e>
           <m:sup>
             <m:r>
-              <m:t>​</m:t>
+              <m:t xml:space="preserve"> </m:t>
             </m:r>
           </m:sup>
         </m:sSup>
@@ -17730,7 +17730,7 @@
           </m:e>
           <m:sup>
             <m:r>
-              <m:t>​</m:t>
+              <m:t xml:space="preserve"> </m:t>
             </m:r>
           </m:sup>
         </m:sSup>
@@ -17872,7 +17872,7 @@
           </m:e>
           <m:sup>
             <m:r>
-              <m:t>​</m:t>
+              <m:t xml:space="preserve"> </m:t>
             </m:r>
           </m:sup>
         </m:sSup>
@@ -18685,7 +18685,7 @@
           </m:e>
           <m:sup>
             <m:r>
-              <m:t>​</m:t>
+              <m:t xml:space="preserve"> </m:t>
             </m:r>
           </m:sup>
         </m:sSup>
@@ -18844,7 +18844,7 @@
           </m:e>
           <m:sup>
             <m:r>
-              <m:t>​</m:t>
+              <m:t xml:space="preserve"> </m:t>
             </m:r>
           </m:sup>
         </m:sSup>
@@ -18916,7 +18916,7 @@
           </m:e>
           <m:sup>
             <m:r>
-              <m:t>​</m:t>
+              <m:t xml:space="preserve"> </m:t>
             </m:r>
           </m:sup>
         </m:sSup>
@@ -19196,7 +19196,7 @@
           </m:e>
           <m:sup>
             <m:r>
-              <m:t>​</m:t>
+              <m:t xml:space="preserve"> </m:t>
             </m:r>
           </m:sup>
         </m:sSup>
@@ -19262,7 +19262,7 @@
           </m:e>
           <m:sup>
             <m:r>
-              <m:t>​</m:t>
+              <m:t xml:space="preserve"> </m:t>
             </m:r>
           </m:sup>
         </m:sSup>
@@ -19390,7 +19390,7 @@
           </m:e>
           <m:sup>
             <m:r>
-              <m:t>​</m:t>
+              <m:t xml:space="preserve"> </m:t>
             </m:r>
           </m:sup>
         </m:sSup>
@@ -25211,7 +25211,7 @@
           </m:e>
           <m:sup>
             <m:r>
-              <m:t>​</m:t>
+              <m:t xml:space="preserve"> </m:t>
             </m:r>
           </m:sup>
         </m:sSup>
@@ -27189,7 +27189,7 @@
           </m:e>
           <m:sup>
             <m:r>
-              <m:t>​</m:t>
+              <m:t xml:space="preserve"> </m:t>
             </m:r>
           </m:sup>
         </m:sSup>
@@ -27278,7 +27278,7 @@
           </m:e>
           <m:sup>
             <m:r>
-              <m:t>​</m:t>
+              <m:t xml:space="preserve"> </m:t>
             </m:r>
           </m:sup>
         </m:sSup>
@@ -27890,7 +27890,7 @@
           </m:e>
           <m:sup>
             <m:r>
-              <m:t>​</m:t>
+              <m:t xml:space="preserve"> </m:t>
             </m:r>
           </m:sup>
         </m:sSup>
@@ -40156,7 +40156,7 @@
           </m:e>
           <m:sup>
             <m:r>
-              <m:t>​</m:t>
+              <m:t xml:space="preserve"> </m:t>
             </m:r>
           </m:sup>
         </m:sSup>
@@ -43580,7 +43580,7 @@
           </m:e>
           <m:sup>
             <m:r>
-              <m:t>​</m:t>
+              <m:t xml:space="preserve"> </m:t>
             </m:r>
           </m:sup>
         </m:sSup>
@@ -44768,7 +44768,7 @@
           </m:e>
           <m:sup>
             <m:r>
-              <m:t>​</m:t>
+              <m:t xml:space="preserve"> </m:t>
             </m:r>
           </m:sup>
         </m:sSup>
@@ -46954,7 +46954,7 @@
                 </m:e>
                 <m:sup>
                   <m:r>
-                    <m:t>​</m:t>
+                    <m:t xml:space="preserve"> </m:t>
                   </m:r>
                 </m:sup>
               </m:sSup>
@@ -47051,7 +47051,7 @@
                 </m:e>
                 <m:sup>
                   <m:r>
-                    <m:t>​</m:t>
+                    <m:t xml:space="preserve"> </m:t>
                   </m:r>
                 </m:sup>
               </m:sSup>
@@ -47359,7 +47359,7 @@
           </m:e>
           <m:sup>
             <m:r>
-              <m:t>​</m:t>
+              <m:t xml:space="preserve"> </m:t>
             </m:r>
           </m:sup>
         </m:sSup>
@@ -47518,7 +47518,7 @@
           </m:e>
           <m:sup>
             <m:r>
-              <m:t>​</m:t>
+              <m:t xml:space="preserve"> </m:t>
             </m:r>
           </m:sup>
         </m:sSup>
@@ -47616,7 +47616,7 @@
           </m:e>
           <m:sup>
             <m:r>
-              <m:t>​</m:t>
+              <m:t xml:space="preserve"> </m:t>
             </m:r>
           </m:sup>
         </m:sSup>
@@ -48132,7 +48132,7 @@
           </m:e>
           <m:sup>
             <m:r>
-              <m:t>​</m:t>
+              <m:t xml:space="preserve"> </m:t>
             </m:r>
           </m:sup>
         </m:sSup>
@@ -50567,7 +50567,7 @@
           </m:e>
           <m:sup>
             <m:r>
-              <m:t>​</m:t>
+              <m:t xml:space="preserve"> </m:t>
             </m:r>
           </m:sup>
         </m:sSup>
@@ -51816,7 +51816,7 @@
           </m:e>
           <m:sup>
             <m:r>
-              <m:t>​</m:t>
+              <m:t xml:space="preserve"> </m:t>
             </m:r>
           </m:sup>
         </m:sSup>

--- a/00-首页/题组Word/第一轮习题集/化学原理/溶液与相图习题集-教师版.docx
+++ b/00-首页/题组Word/第一轮习题集/化学原理/溶液与相图习题集-教师版.docx
@@ -68,6 +68,14 @@
         <w:tblStyle w:val="Table"/>
         <w:tblW w:type="pct" w:w="5000"/>
         <w:tblLayout w:type="fixed"/>
+        <w:tblBorders>
+          <w:top w:val="single" w:sz="12" w:space="0" w:color="000000"/>
+          <w:left w:val="none" w:sz="0" w:space="0" w:color="auto"/>
+          <w:bottom w:val="single" w:sz="12" w:space="0" w:color="000000"/>
+          <w:right w:val="none" w:sz="0" w:space="0" w:color="auto"/>
+          <w:insideH w:val="none" w:sz="0" w:space="0" w:color="auto"/>
+          <w:insideV w:val="none" w:sz="0" w:space="0" w:color="auto"/>
+        </w:tblBorders>
         <w:tblLook w:firstRow="1" w:lastRow="0" w:firstColumn="0" w:lastColumn="0" w:noHBand="0" w:noVBand="0" w:val="0020"/>
       </w:tblPr>
       <w:tblGrid>
@@ -81,7 +89,11 @@
           <w:tblHeader w:val="on"/>
         </w:trPr>
         <w:tc>
-          <w:tcPr/>
+          <w:tcPr>
+            <w:tcBorders>
+              <w:bottom w:val="single" w:sz="8" w:space="0" w:color="000000"/>
+            </w:tcBorders>
+          </w:tcPr>
           <w:p>
             <w:pPr>
               <w:pStyle w:val="Compact"/>
@@ -97,7 +109,11 @@
           </w:p>
         </w:tc>
         <w:tc>
-          <w:tcPr/>
+          <w:tcPr>
+            <w:tcBorders>
+              <w:bottom w:val="single" w:sz="8" w:space="0" w:color="000000"/>
+            </w:tcBorders>
+          </w:tcPr>
           <w:p>
             <w:pPr>
               <w:pStyle w:val="Compact"/>
@@ -113,7 +129,11 @@
           </w:p>
         </w:tc>
         <w:tc>
-          <w:tcPr/>
+          <w:tcPr>
+            <w:tcBorders>
+              <w:bottom w:val="single" w:sz="8" w:space="0" w:color="000000"/>
+            </w:tcBorders>
+          </w:tcPr>
           <w:p>
             <w:pPr>
               <w:pStyle w:val="Compact"/>
@@ -129,7 +149,11 @@
           </w:p>
         </w:tc>
         <w:tc>
-          <w:tcPr/>
+          <w:tcPr>
+            <w:tcBorders>
+              <w:bottom w:val="single" w:sz="8" w:space="0" w:color="000000"/>
+            </w:tcBorders>
+          </w:tcPr>
           <w:p>
             <w:pPr>
               <w:pStyle w:val="Compact"/>
@@ -1427,6 +1451,14 @@
       <w:tblPr>
         <w:tblStyle w:val="Table"/>
         <w:tblW w:type="auto" w:w="0"/>
+        <w:tblBorders>
+          <w:top w:val="single" w:sz="12" w:space="0" w:color="000000"/>
+          <w:left w:val="none" w:sz="0" w:space="0" w:color="auto"/>
+          <w:bottom w:val="single" w:sz="12" w:space="0" w:color="000000"/>
+          <w:right w:val="none" w:sz="0" w:space="0" w:color="auto"/>
+          <w:insideH w:val="none" w:sz="0" w:space="0" w:color="auto"/>
+          <w:insideV w:val="none" w:sz="0" w:space="0" w:color="auto"/>
+        </w:tblBorders>
         <w:tblLook w:firstRow="1" w:lastRow="0" w:firstColumn="0" w:lastColumn="0" w:noHBand="0" w:noVBand="0" w:val="0020"/>
       </w:tblPr>
       <w:tblGrid>
@@ -1441,7 +1473,11 @@
           <w:tblHeader w:val="on"/>
         </w:trPr>
         <w:tc>
-          <w:tcPr/>
+          <w:tcPr>
+            <w:tcBorders>
+              <w:bottom w:val="single" w:sz="8" w:space="0" w:color="000000"/>
+            </w:tcBorders>
+          </w:tcPr>
           <w:p>
             <w:pPr>
               <w:pStyle w:val="Compact"/>
@@ -1464,7 +1500,11 @@
           </w:p>
         </w:tc>
         <w:tc>
-          <w:tcPr/>
+          <w:tcPr>
+            <w:tcBorders>
+              <w:bottom w:val="single" w:sz="8" w:space="0" w:color="000000"/>
+            </w:tcBorders>
+          </w:tcPr>
           <w:p>
             <w:pPr>
               <w:pStyle w:val="Compact"/>
@@ -1480,7 +1520,11 @@
           </w:p>
         </w:tc>
         <w:tc>
-          <w:tcPr/>
+          <w:tcPr>
+            <w:tcBorders>
+              <w:bottom w:val="single" w:sz="8" w:space="0" w:color="000000"/>
+            </w:tcBorders>
+          </w:tcPr>
           <w:p>
             <w:pPr>
               <w:pStyle w:val="Compact"/>
@@ -1496,7 +1540,11 @@
           </w:p>
         </w:tc>
         <w:tc>
-          <w:tcPr/>
+          <w:tcPr>
+            <w:tcBorders>
+              <w:bottom w:val="single" w:sz="8" w:space="0" w:color="000000"/>
+            </w:tcBorders>
+          </w:tcPr>
           <w:p>
             <w:pPr>
               <w:pStyle w:val="Compact"/>
@@ -1512,7 +1560,11 @@
           </w:p>
         </w:tc>
         <w:tc>
-          <w:tcPr/>
+          <w:tcPr>
+            <w:tcBorders>
+              <w:bottom w:val="single" w:sz="8" w:space="0" w:color="000000"/>
+            </w:tcBorders>
+          </w:tcPr>
           <w:p>
             <w:pPr>
               <w:pStyle w:val="Compact"/>
@@ -6912,6 +6964,14 @@
         <w:tblStyle w:val="Table"/>
         <w:tblW w:type="pct" w:w="5000"/>
         <w:tblLayout w:type="fixed"/>
+        <w:tblBorders>
+          <w:top w:val="single" w:sz="12" w:space="0" w:color="000000"/>
+          <w:left w:val="none" w:sz="0" w:space="0" w:color="auto"/>
+          <w:bottom w:val="single" w:sz="12" w:space="0" w:color="000000"/>
+          <w:right w:val="none" w:sz="0" w:space="0" w:color="auto"/>
+          <w:insideH w:val="none" w:sz="0" w:space="0" w:color="auto"/>
+          <w:insideV w:val="none" w:sz="0" w:space="0" w:color="auto"/>
+        </w:tblBorders>
         <w:tblLook w:firstRow="1" w:lastRow="0" w:firstColumn="0" w:lastColumn="0" w:noHBand="0" w:noVBand="0" w:val="0020"/>
       </w:tblPr>
       <w:tblGrid>
@@ -6929,7 +6989,11 @@
           <w:tblHeader w:val="on"/>
         </w:trPr>
         <w:tc>
-          <w:tcPr/>
+          <w:tcPr>
+            <w:tcBorders>
+              <w:bottom w:val="single" w:sz="8" w:space="0" w:color="000000"/>
+            </w:tcBorders>
+          </w:tcPr>
           <w:p>
             <w:pPr>
               <w:pStyle w:val="Compact"/>
@@ -6945,7 +7009,11 @@
           </w:p>
         </w:tc>
         <w:tc>
-          <w:tcPr/>
+          <w:tcPr>
+            <w:tcBorders>
+              <w:bottom w:val="single" w:sz="8" w:space="0" w:color="000000"/>
+            </w:tcBorders>
+          </w:tcPr>
           <w:p>
             <w:pPr>
               <w:pStyle w:val="Compact"/>
@@ -6961,7 +7029,11 @@
           </w:p>
         </w:tc>
         <w:tc>
-          <w:tcPr/>
+          <w:tcPr>
+            <w:tcBorders>
+              <w:bottom w:val="single" w:sz="8" w:space="0" w:color="000000"/>
+            </w:tcBorders>
+          </w:tcPr>
           <w:p>
             <w:pPr>
               <w:pStyle w:val="Compact"/>
@@ -6977,7 +7049,11 @@
           </w:p>
         </w:tc>
         <w:tc>
-          <w:tcPr/>
+          <w:tcPr>
+            <w:tcBorders>
+              <w:bottom w:val="single" w:sz="8" w:space="0" w:color="000000"/>
+            </w:tcBorders>
+          </w:tcPr>
           <w:p>
             <w:pPr>
               <w:pStyle w:val="Compact"/>
@@ -6993,7 +7069,11 @@
           </w:p>
         </w:tc>
         <w:tc>
-          <w:tcPr/>
+          <w:tcPr>
+            <w:tcBorders>
+              <w:bottom w:val="single" w:sz="8" w:space="0" w:color="000000"/>
+            </w:tcBorders>
+          </w:tcPr>
           <w:p>
             <w:pPr>
               <w:pStyle w:val="Compact"/>
@@ -7009,7 +7089,11 @@
           </w:p>
         </w:tc>
         <w:tc>
-          <w:tcPr/>
+          <w:tcPr>
+            <w:tcBorders>
+              <w:bottom w:val="single" w:sz="8" w:space="0" w:color="000000"/>
+            </w:tcBorders>
+          </w:tcPr>
           <w:p>
             <w:pPr>
               <w:pStyle w:val="Compact"/>
@@ -7025,7 +7109,11 @@
           </w:p>
         </w:tc>
         <w:tc>
-          <w:tcPr/>
+          <w:tcPr>
+            <w:tcBorders>
+              <w:bottom w:val="single" w:sz="8" w:space="0" w:color="000000"/>
+            </w:tcBorders>
+          </w:tcPr>
           <w:p>
             <w:pPr>
               <w:pStyle w:val="Compact"/>
@@ -7041,7 +7129,11 @@
           </w:p>
         </w:tc>
         <w:tc>
-          <w:tcPr/>
+          <w:tcPr>
+            <w:tcBorders>
+              <w:bottom w:val="single" w:sz="8" w:space="0" w:color="000000"/>
+            </w:tcBorders>
+          </w:tcPr>
           <w:p>
             <w:pPr>
               <w:pStyle w:val="Compact"/>
@@ -12694,6 +12786,14 @@
       <w:tblPr>
         <w:tblStyle w:val="Table"/>
         <w:tblW w:type="auto" w:w="0"/>
+        <w:tblBorders>
+          <w:top w:val="single" w:sz="12" w:space="0" w:color="000000"/>
+          <w:left w:val="none" w:sz="0" w:space="0" w:color="auto"/>
+          <w:bottom w:val="single" w:sz="12" w:space="0" w:color="000000"/>
+          <w:right w:val="none" w:sz="0" w:space="0" w:color="auto"/>
+          <w:insideH w:val="none" w:sz="0" w:space="0" w:color="auto"/>
+          <w:insideV w:val="none" w:sz="0" w:space="0" w:color="auto"/>
+        </w:tblBorders>
         <w:tblLook w:firstRow="1" w:lastRow="0" w:firstColumn="0" w:lastColumn="0" w:noHBand="0" w:noVBand="0" w:val="0020"/>
       </w:tblPr>
       <w:tblGrid>
@@ -12708,7 +12808,11 @@
           <w:tblHeader w:val="on"/>
         </w:trPr>
         <w:tc>
-          <w:tcPr/>
+          <w:tcPr>
+            <w:tcBorders>
+              <w:bottom w:val="single" w:sz="8" w:space="0" w:color="000000"/>
+            </w:tcBorders>
+          </w:tcPr>
           <w:p>
             <w:pPr>
               <w:pStyle w:val="Compact"/>
@@ -12731,7 +12835,11 @@
           </w:p>
         </w:tc>
         <w:tc>
-          <w:tcPr/>
+          <w:tcPr>
+            <w:tcBorders>
+              <w:bottom w:val="single" w:sz="8" w:space="0" w:color="000000"/>
+            </w:tcBorders>
+          </w:tcPr>
           <w:p>
             <w:pPr>
               <w:pStyle w:val="Compact"/>
@@ -12747,7 +12855,11 @@
           </w:p>
         </w:tc>
         <w:tc>
-          <w:tcPr/>
+          <w:tcPr>
+            <w:tcBorders>
+              <w:bottom w:val="single" w:sz="8" w:space="0" w:color="000000"/>
+            </w:tcBorders>
+          </w:tcPr>
           <w:p>
             <w:pPr>
               <w:pStyle w:val="Compact"/>
@@ -12763,7 +12875,11 @@
           </w:p>
         </w:tc>
         <w:tc>
-          <w:tcPr/>
+          <w:tcPr>
+            <w:tcBorders>
+              <w:bottom w:val="single" w:sz="8" w:space="0" w:color="000000"/>
+            </w:tcBorders>
+          </w:tcPr>
           <w:p>
             <w:pPr>
               <w:pStyle w:val="Compact"/>
@@ -12779,7 +12895,11 @@
           </w:p>
         </w:tc>
         <w:tc>
-          <w:tcPr/>
+          <w:tcPr>
+            <w:tcBorders>
+              <w:bottom w:val="single" w:sz="8" w:space="0" w:color="000000"/>
+            </w:tcBorders>
+          </w:tcPr>
           <w:p>
             <w:pPr>
               <w:pStyle w:val="Compact"/>
@@ -31898,6 +32018,14 @@
         <w:tblStyle w:val="Table"/>
         <w:tblW w:type="pct" w:w="5000"/>
         <w:tblLayout w:type="fixed"/>
+        <w:tblBorders>
+          <w:top w:val="single" w:sz="12" w:space="0" w:color="000000"/>
+          <w:left w:val="none" w:sz="0" w:space="0" w:color="auto"/>
+          <w:bottom w:val="single" w:sz="12" w:space="0" w:color="000000"/>
+          <w:right w:val="none" w:sz="0" w:space="0" w:color="auto"/>
+          <w:insideH w:val="none" w:sz="0" w:space="0" w:color="auto"/>
+          <w:insideV w:val="none" w:sz="0" w:space="0" w:color="auto"/>
+        </w:tblBorders>
         <w:tblLook w:firstRow="1" w:lastRow="0" w:firstColumn="0" w:lastColumn="0" w:noHBand="0" w:noVBand="0" w:val="0020"/>
       </w:tblPr>
       <w:tblGrid>
@@ -31917,7 +32045,11 @@
           <w:tblHeader w:val="on"/>
         </w:trPr>
         <w:tc>
-          <w:tcPr/>
+          <w:tcPr>
+            <w:tcBorders>
+              <w:bottom w:val="single" w:sz="8" w:space="0" w:color="000000"/>
+            </w:tcBorders>
+          </w:tcPr>
           <w:p>
             <w:pPr>
               <w:pStyle w:val="Compact"/>
@@ -31933,7 +32065,11 @@
           </w:p>
         </w:tc>
         <w:tc>
-          <w:tcPr/>
+          <w:tcPr>
+            <w:tcBorders>
+              <w:bottom w:val="single" w:sz="8" w:space="0" w:color="000000"/>
+            </w:tcBorders>
+          </w:tcPr>
           <w:p>
             <w:pPr>
               <w:pStyle w:val="Compact"/>
@@ -31949,7 +32085,11 @@
           </w:p>
         </w:tc>
         <w:tc>
-          <w:tcPr/>
+          <w:tcPr>
+            <w:tcBorders>
+              <w:bottom w:val="single" w:sz="8" w:space="0" w:color="000000"/>
+            </w:tcBorders>
+          </w:tcPr>
           <w:p>
             <w:pPr>
               <w:pStyle w:val="Compact"/>
@@ -31965,7 +32105,11 @@
           </w:p>
         </w:tc>
         <w:tc>
-          <w:tcPr/>
+          <w:tcPr>
+            <w:tcBorders>
+              <w:bottom w:val="single" w:sz="8" w:space="0" w:color="000000"/>
+            </w:tcBorders>
+          </w:tcPr>
           <w:p>
             <w:pPr>
               <w:pStyle w:val="Compact"/>
@@ -31981,7 +32125,11 @@
           </w:p>
         </w:tc>
         <w:tc>
-          <w:tcPr/>
+          <w:tcPr>
+            <w:tcBorders>
+              <w:bottom w:val="single" w:sz="8" w:space="0" w:color="000000"/>
+            </w:tcBorders>
+          </w:tcPr>
           <w:p>
             <w:pPr>
               <w:pStyle w:val="Compact"/>
@@ -31997,7 +32145,11 @@
           </w:p>
         </w:tc>
         <w:tc>
-          <w:tcPr/>
+          <w:tcPr>
+            <w:tcBorders>
+              <w:bottom w:val="single" w:sz="8" w:space="0" w:color="000000"/>
+            </w:tcBorders>
+          </w:tcPr>
           <w:p>
             <w:pPr>
               <w:pStyle w:val="Compact"/>
@@ -32013,7 +32165,11 @@
           </w:p>
         </w:tc>
         <w:tc>
-          <w:tcPr/>
+          <w:tcPr>
+            <w:tcBorders>
+              <w:bottom w:val="single" w:sz="8" w:space="0" w:color="000000"/>
+            </w:tcBorders>
+          </w:tcPr>
           <w:p>
             <w:pPr>
               <w:pStyle w:val="Compact"/>
@@ -32029,7 +32185,11 @@
           </w:p>
         </w:tc>
         <w:tc>
-          <w:tcPr/>
+          <w:tcPr>
+            <w:tcBorders>
+              <w:bottom w:val="single" w:sz="8" w:space="0" w:color="000000"/>
+            </w:tcBorders>
+          </w:tcPr>
           <w:p>
             <w:pPr>
               <w:pStyle w:val="Compact"/>
@@ -32045,7 +32205,11 @@
           </w:p>
         </w:tc>
         <w:tc>
-          <w:tcPr/>
+          <w:tcPr>
+            <w:tcBorders>
+              <w:bottom w:val="single" w:sz="8" w:space="0" w:color="000000"/>
+            </w:tcBorders>
+          </w:tcPr>
           <w:p>
             <w:pPr>
               <w:pStyle w:val="Compact"/>
@@ -32061,7 +32225,11 @@
           </w:p>
         </w:tc>
         <w:tc>
-          <w:tcPr/>
+          <w:tcPr>
+            <w:tcBorders>
+              <w:bottom w:val="single" w:sz="8" w:space="0" w:color="000000"/>
+            </w:tcBorders>
+          </w:tcPr>
           <w:p>
             <w:pPr>
               <w:pStyle w:val="Compact"/>
@@ -37788,6 +37956,14 @@
         <w:tblStyle w:val="Table"/>
         <w:tblW w:type="pct" w:w="5000"/>
         <w:tblLayout w:type="fixed"/>
+        <w:tblBorders>
+          <w:top w:val="single" w:sz="12" w:space="0" w:color="000000"/>
+          <w:left w:val="none" w:sz="0" w:space="0" w:color="auto"/>
+          <w:bottom w:val="single" w:sz="12" w:space="0" w:color="000000"/>
+          <w:right w:val="none" w:sz="0" w:space="0" w:color="auto"/>
+          <w:insideH w:val="none" w:sz="0" w:space="0" w:color="auto"/>
+          <w:insideV w:val="none" w:sz="0" w:space="0" w:color="auto"/>
+        </w:tblBorders>
         <w:tblLook w:firstRow="1" w:lastRow="0" w:firstColumn="0" w:lastColumn="0" w:noHBand="0" w:noVBand="0" w:val="0020"/>
       </w:tblPr>
       <w:tblGrid>
@@ -37801,7 +37977,11 @@
           <w:tblHeader w:val="on"/>
         </w:trPr>
         <w:tc>
-          <w:tcPr/>
+          <w:tcPr>
+            <w:tcBorders>
+              <w:bottom w:val="single" w:sz="8" w:space="0" w:color="000000"/>
+            </w:tcBorders>
+          </w:tcPr>
           <w:p>
             <w:pPr>
               <w:pStyle w:val="Compact"/>
@@ -37817,7 +37997,11 @@
           </w:p>
         </w:tc>
         <w:tc>
-          <w:tcPr/>
+          <w:tcPr>
+            <w:tcBorders>
+              <w:bottom w:val="single" w:sz="8" w:space="0" w:color="000000"/>
+            </w:tcBorders>
+          </w:tcPr>
           <w:p>
             <w:pPr>
               <w:pStyle w:val="Compact"/>
@@ -37853,7 +38037,11 @@
           </w:p>
         </w:tc>
         <w:tc>
-          <w:tcPr/>
+          <w:tcPr>
+            <w:tcBorders>
+              <w:bottom w:val="single" w:sz="8" w:space="0" w:color="000000"/>
+            </w:tcBorders>
+          </w:tcPr>
           <w:p>
             <w:pPr>
               <w:pStyle w:val="Compact"/>
@@ -37895,7 +38083,11 @@
           </w:p>
         </w:tc>
         <w:tc>
-          <w:tcPr/>
+          <w:tcPr>
+            <w:tcBorders>
+              <w:bottom w:val="single" w:sz="8" w:space="0" w:color="000000"/>
+            </w:tcBorders>
+          </w:tcPr>
           <w:p>
             <w:pPr>
               <w:pStyle w:val="Compact"/>
@@ -43801,6 +43993,14 @@
       <w:tblPr>
         <w:tblStyle w:val="Table"/>
         <w:tblW w:type="auto" w:w="0"/>
+        <w:tblBorders>
+          <w:top w:val="single" w:sz="12" w:space="0" w:color="000000"/>
+          <w:left w:val="none" w:sz="0" w:space="0" w:color="auto"/>
+          <w:bottom w:val="single" w:sz="12" w:space="0" w:color="000000"/>
+          <w:right w:val="none" w:sz="0" w:space="0" w:color="auto"/>
+          <w:insideH w:val="none" w:sz="0" w:space="0" w:color="auto"/>
+          <w:insideV w:val="none" w:sz="0" w:space="0" w:color="auto"/>
+        </w:tblBorders>
         <w:tblLook w:firstRow="1" w:lastRow="0" w:firstColumn="0" w:lastColumn="0" w:noHBand="0" w:noVBand="0" w:val="0020"/>
       </w:tblPr>
       <w:tblGrid>
@@ -43814,7 +44014,11 @@
           <w:tblHeader w:val="on"/>
         </w:trPr>
         <w:tc>
-          <w:tcPr/>
+          <w:tcPr>
+            <w:tcBorders>
+              <w:bottom w:val="single" w:sz="8" w:space="0" w:color="000000"/>
+            </w:tcBorders>
+          </w:tcPr>
           <w:p>
             <w:pPr>
               <w:pStyle w:val="Compact"/>
@@ -43870,7 +44074,11 @@
           </w:p>
         </w:tc>
         <w:tc>
-          <w:tcPr/>
+          <w:tcPr>
+            <w:tcBorders>
+              <w:bottom w:val="single" w:sz="8" w:space="0" w:color="000000"/>
+            </w:tcBorders>
+          </w:tcPr>
           <w:p>
             <w:pPr>
               <w:pStyle w:val="Compact"/>
@@ -43886,7 +44094,11 @@
           </w:p>
         </w:tc>
         <w:tc>
-          <w:tcPr/>
+          <w:tcPr>
+            <w:tcBorders>
+              <w:bottom w:val="single" w:sz="8" w:space="0" w:color="000000"/>
+            </w:tcBorders>
+          </w:tcPr>
           <w:p>
             <w:pPr>
               <w:pStyle w:val="Compact"/>
@@ -43902,7 +44114,11 @@
           </w:p>
         </w:tc>
         <w:tc>
-          <w:tcPr/>
+          <w:tcPr>
+            <w:tcBorders>
+              <w:bottom w:val="single" w:sz="8" w:space="0" w:color="000000"/>
+            </w:tcBorders>
+          </w:tcPr>
           <w:p>
             <w:pPr>
               <w:pStyle w:val="Compact"/>
@@ -46734,6 +46950,14 @@
         <w:tblStyle w:val="Table"/>
         <w:tblW w:type="pct" w:w="5000"/>
         <w:tblLayout w:type="fixed"/>
+        <w:tblBorders>
+          <w:top w:val="single" w:sz="12" w:space="0" w:color="000000"/>
+          <w:left w:val="none" w:sz="0" w:space="0" w:color="auto"/>
+          <w:bottom w:val="single" w:sz="12" w:space="0" w:color="000000"/>
+          <w:right w:val="none" w:sz="0" w:space="0" w:color="auto"/>
+          <w:insideH w:val="none" w:sz="0" w:space="0" w:color="auto"/>
+          <w:insideV w:val="none" w:sz="0" w:space="0" w:color="auto"/>
+        </w:tblBorders>
         <w:tblLook w:firstRow="1" w:lastRow="0" w:firstColumn="0" w:lastColumn="0" w:noHBand="0" w:noVBand="0" w:val="0020"/>
       </w:tblPr>
       <w:tblGrid>
@@ -46748,7 +46972,11 @@
           <w:tblHeader w:val="on"/>
         </w:trPr>
         <w:tc>
-          <w:tcPr/>
+          <w:tcPr>
+            <w:tcBorders>
+              <w:bottom w:val="single" w:sz="8" w:space="0" w:color="000000"/>
+            </w:tcBorders>
+          </w:tcPr>
           <w:p>
             <w:pPr>
               <w:pStyle w:val="Compact"/>
@@ -46757,7 +46985,11 @@
           </w:p>
         </w:tc>
         <w:tc>
-          <w:tcPr/>
+          <w:tcPr>
+            <w:tcBorders>
+              <w:bottom w:val="single" w:sz="8" w:space="0" w:color="000000"/>
+            </w:tcBorders>
+          </w:tcPr>
           <w:p>
             <w:pPr>
               <w:pStyle w:val="Compact"/>
@@ -46811,7 +47043,11 @@
           </w:p>
         </w:tc>
         <w:tc>
-          <w:tcPr/>
+          <w:tcPr>
+            <w:tcBorders>
+              <w:bottom w:val="single" w:sz="8" w:space="0" w:color="000000"/>
+            </w:tcBorders>
+          </w:tcPr>
           <w:p>
             <w:pPr>
               <w:pStyle w:val="Compact"/>
@@ -46859,7 +47095,11 @@
           </w:p>
         </w:tc>
         <w:tc>
-          <w:tcPr/>
+          <w:tcPr>
+            <w:tcBorders>
+              <w:bottom w:val="single" w:sz="8" w:space="0" w:color="000000"/>
+            </w:tcBorders>
+          </w:tcPr>
           <w:p>
             <w:pPr>
               <w:pStyle w:val="Compact"/>
@@ -46901,7 +47141,11 @@
           </w:p>
         </w:tc>
         <w:tc>
-          <w:tcPr/>
+          <w:tcPr>
+            <w:tcBorders>
+              <w:bottom w:val="single" w:sz="8" w:space="0" w:color="000000"/>
+            </w:tcBorders>
+          </w:tcPr>
           <w:p>
             <w:pPr>
               <w:pStyle w:val="Compact"/>
@@ -54027,6 +54271,14 @@
       <w:tblPr>
         <w:tblStyle w:val="Table"/>
         <w:tblW w:type="auto" w:w="0"/>
+        <w:tblBorders>
+          <w:top w:val="single" w:sz="12" w:space="0" w:color="000000"/>
+          <w:left w:val="none" w:sz="0" w:space="0" w:color="auto"/>
+          <w:bottom w:val="single" w:sz="12" w:space="0" w:color="000000"/>
+          <w:right w:val="none" w:sz="0" w:space="0" w:color="auto"/>
+          <w:insideH w:val="none" w:sz="0" w:space="0" w:color="auto"/>
+          <w:insideV w:val="none" w:sz="0" w:space="0" w:color="auto"/>
+        </w:tblBorders>
         <w:tblLook w:firstRow="1" w:lastRow="0" w:firstColumn="0" w:lastColumn="0" w:noHBand="0" w:noVBand="0" w:val="0020"/>
       </w:tblPr>
       <w:tblGrid>
@@ -54040,7 +54292,11 @@
           <w:tblHeader w:val="on"/>
         </w:trPr>
         <w:tc>
-          <w:tcPr/>
+          <w:tcPr>
+            <w:tcBorders>
+              <w:bottom w:val="single" w:sz="8" w:space="0" w:color="000000"/>
+            </w:tcBorders>
+          </w:tcPr>
           <w:p>
             <w:pPr>
               <w:pStyle w:val="Compact"/>
@@ -54056,7 +54312,11 @@
           </w:p>
         </w:tc>
         <w:tc>
-          <w:tcPr/>
+          <w:tcPr>
+            <w:tcBorders>
+              <w:bottom w:val="single" w:sz="8" w:space="0" w:color="000000"/>
+            </w:tcBorders>
+          </w:tcPr>
           <w:p>
             <w:pPr>
               <w:pStyle w:val="Compact"/>
@@ -54072,7 +54332,11 @@
           </w:p>
         </w:tc>
         <w:tc>
-          <w:tcPr/>
+          <w:tcPr>
+            <w:tcBorders>
+              <w:bottom w:val="single" w:sz="8" w:space="0" w:color="000000"/>
+            </w:tcBorders>
+          </w:tcPr>
           <w:p>
             <w:pPr>
               <w:pStyle w:val="Compact"/>
@@ -54088,7 +54352,11 @@
           </w:p>
         </w:tc>
         <w:tc>
-          <w:tcPr/>
+          <w:tcPr>
+            <w:tcBorders>
+              <w:bottom w:val="single" w:sz="8" w:space="0" w:color="000000"/>
+            </w:tcBorders>
+          </w:tcPr>
           <w:p>
             <w:pPr>
               <w:pStyle w:val="Compact"/>
@@ -55419,6 +55687,14 @@
       <w:tblPr>
         <w:tblStyle w:val="Table"/>
         <w:tblW w:type="auto" w:w="0"/>
+        <w:tblBorders>
+          <w:top w:val="single" w:sz="12" w:space="0" w:color="000000"/>
+          <w:left w:val="none" w:sz="0" w:space="0" w:color="auto"/>
+          <w:bottom w:val="single" w:sz="12" w:space="0" w:color="000000"/>
+          <w:right w:val="none" w:sz="0" w:space="0" w:color="auto"/>
+          <w:insideH w:val="none" w:sz="0" w:space="0" w:color="auto"/>
+          <w:insideV w:val="none" w:sz="0" w:space="0" w:color="auto"/>
+        </w:tblBorders>
         <w:tblLook w:firstRow="1" w:lastRow="0" w:firstColumn="0" w:lastColumn="0" w:noHBand="0" w:noVBand="0" w:val="0020"/>
       </w:tblPr>
       <w:tblGrid>
@@ -55431,7 +55707,11 @@
           <w:tblHeader w:val="on"/>
         </w:trPr>
         <w:tc>
-          <w:tcPr/>
+          <w:tcPr>
+            <w:tcBorders>
+              <w:bottom w:val="single" w:sz="8" w:space="0" w:color="000000"/>
+            </w:tcBorders>
+          </w:tcPr>
           <w:p>
             <w:pPr>
               <w:pStyle w:val="Compact"/>
@@ -55447,7 +55727,11 @@
           </w:p>
         </w:tc>
         <w:tc>
-          <w:tcPr/>
+          <w:tcPr>
+            <w:tcBorders>
+              <w:bottom w:val="single" w:sz="8" w:space="0" w:color="000000"/>
+            </w:tcBorders>
+          </w:tcPr>
           <w:p>
             <w:pPr>
               <w:pStyle w:val="Compact"/>
@@ -55463,7 +55747,11 @@
           </w:p>
         </w:tc>
         <w:tc>
-          <w:tcPr/>
+          <w:tcPr>
+            <w:tcBorders>
+              <w:bottom w:val="single" w:sz="8" w:space="0" w:color="000000"/>
+            </w:tcBorders>
+          </w:tcPr>
           <w:p>
             <w:pPr>
               <w:pStyle w:val="Compact"/>
@@ -60203,7 +60491,7 @@
     <ns0:rPr>
       <ns0:rFonts ns0:ascii="Times New Roman" ns0:cs="Times New Roman" ns0:eastAsia="SimHei" ns0:hAnsi="Times New Roman"/>
       <ns0:b/>
-      <ns0:color ns0:val="17324D"/>
+      <ns0:color ns0:val="000000"/>
       <ns0:sz ns0:val="44"/>
       <ns0:szCs ns0:val="56"/>
     </ns0:rPr>
@@ -60345,7 +60633,7 @@
     <ns0:rPr>
       <ns0:rFonts ns0:ascii="Times New Roman" ns0:cs="Times New Roman" ns0:eastAsia="SimHei" ns0:hAnsi="Times New Roman"/>
       <ns0:b/>
-      <ns0:color ns0:val="17324D"/>
+      <ns0:color ns0:val="000000"/>
       <ns0:sz ns0:val="32"/>
       <ns0:szCs ns0:val="40"/>
     </ns0:rPr>
@@ -60369,7 +60657,7 @@
     <ns0:rPr>
       <ns0:rFonts ns0:ascii="Times New Roman" ns0:cs="Times New Roman" ns0:eastAsia="SimHei" ns0:hAnsi="Times New Roman"/>
       <ns0:b/>
-      <ns0:color ns0:val="17324D"/>
+      <ns0:color ns0:val="000000"/>
       <ns0:sz ns0:val="28"/>
       <ns0:szCs ns0:val="32"/>
     </ns0:rPr>
@@ -60393,7 +60681,7 @@
     <ns0:rPr>
       <ns0:rFonts ns0:ascii="Times New Roman" ns0:cs="Times New Roman" ns0:eastAsia="SimHei" ns0:hAnsi="Times New Roman"/>
       <ns0:b/>
-      <ns0:color ns0:val="17324D"/>
+      <ns0:color ns0:val="000000"/>
       <ns0:sz ns0:val="25"/>
       <ns0:szCs ns0:val="28"/>
     </ns0:rPr>
